--- a/data/outputs/v2/Grade11/Biology/Lesson_Plans/SS2.2_Growth_and_Development_in_Plants/Biology_Growth_and_Development_in_Plants_FinalExplanation_TeacherKey.docx
+++ b/data/outputs/v2/Grade11/Biology/Lesson_Plans/SS2.2_Growth_and_Development_in_Plants/Biology_Growth_and_Development_in_Plants_FinalExplanation_TeacherKey.docx
@@ -1826,7 +1826,7 @@
         </w:rPr>
         <w:t xml:space="preserve">© 2026 SeaVuria and ARES. This work is licensed under a </w:t>
       </w:r>
-      <w:hyperlink w:history="1" r:id="rIdpwvvrzvxjeef4-x9zbbje">
+      <w:hyperlink w:history="1" r:id="rIdkw3zjqqsjlogcyjhyfi4c">
         <w:r>
           <w:rPr>
             <w:rFonts w:ascii="Arial" w:cs="Arial" w:eastAsia="Arial" w:hAnsi="Arial"/>
@@ -1846,7 +1846,7 @@
         </w:rPr>
         <w:t xml:space="preserve"> (</w:t>
       </w:r>
-      <w:hyperlink w:history="1" r:id="rIdd5mlwewzdqj5snrpwuhkk">
+      <w:hyperlink w:history="1" r:id="rIdrnyty7blj-q_fwutiqycd">
         <w:r>
           <w:rPr>
             <w:rFonts w:ascii="Arial" w:cs="Arial" w:eastAsia="Arial" w:hAnsi="Arial"/>
@@ -1866,7 +1866,7 @@
         </w:rPr>
         <w:t xml:space="preserve">). To view a copy of this license, visit </w:t>
       </w:r>
-      <w:hyperlink w:history="1" r:id="rIddsba2mcfi_eybirlzwmmk">
+      <w:hyperlink w:history="1" r:id="rIdsf0bzdgvjx-o77nsiews2">
         <w:r>
           <w:rPr>
             <w:rFonts w:ascii="Arial" w:cs="Arial" w:eastAsia="Arial" w:hAnsi="Arial"/>

--- a/data/outputs/v2/Grade11/Biology/Lesson_Plans/SS2.2_Growth_and_Development_in_Plants/Biology_Growth_and_Development_in_Plants_FinalExplanation_TeacherKey.docx
+++ b/data/outputs/v2/Grade11/Biology/Lesson_Plans/SS2.2_Growth_and_Development_in_Plants/Biology_Growth_and_Development_in_Plants_FinalExplanation_TeacherKey.docx
@@ -1826,7 +1826,7 @@
         </w:rPr>
         <w:t xml:space="preserve">© 2026 SeaVuria and ARES. This work is licensed under a </w:t>
       </w:r>
-      <w:hyperlink w:history="1" r:id="rIdkw3zjqqsjlogcyjhyfi4c">
+      <w:hyperlink w:history="1" r:id="rIdzzuepwrappnofev0doah5">
         <w:r>
           <w:rPr>
             <w:rFonts w:ascii="Arial" w:cs="Arial" w:eastAsia="Arial" w:hAnsi="Arial"/>
@@ -1846,7 +1846,7 @@
         </w:rPr>
         <w:t xml:space="preserve"> (</w:t>
       </w:r>
-      <w:hyperlink w:history="1" r:id="rIdrnyty7blj-q_fwutiqycd">
+      <w:hyperlink w:history="1" r:id="rIdzzmypgszz0dtze72sj7kr">
         <w:r>
           <w:rPr>
             <w:rFonts w:ascii="Arial" w:cs="Arial" w:eastAsia="Arial" w:hAnsi="Arial"/>
@@ -1866,7 +1866,7 @@
         </w:rPr>
         <w:t xml:space="preserve">). To view a copy of this license, visit </w:t>
       </w:r>
-      <w:hyperlink w:history="1" r:id="rIdsf0bzdgvjx-o77nsiews2">
+      <w:hyperlink w:history="1" r:id="rIdr_becl033yhionzce5nme">
         <w:r>
           <w:rPr>
             <w:rFonts w:ascii="Arial" w:cs="Arial" w:eastAsia="Arial" w:hAnsi="Arial"/>

--- a/data/outputs/v2/Grade11/Biology/Lesson_Plans/SS2.2_Growth_and_Development_in_Plants/Biology_Growth_and_Development_in_Plants_FinalExplanation_TeacherKey.docx
+++ b/data/outputs/v2/Grade11/Biology/Lesson_Plans/SS2.2_Growth_and_Development_in_Plants/Biology_Growth_and_Development_in_Plants_FinalExplanation_TeacherKey.docx
@@ -1826,7 +1826,7 @@
         </w:rPr>
         <w:t xml:space="preserve">© 2026 SeaVuria and ARES. This work is licensed under a </w:t>
       </w:r>
-      <w:hyperlink w:history="1" r:id="rIdzzuepwrappnofev0doah5">
+      <w:hyperlink w:history="1" r:id="rIdicwsx1oiozcuvgkxvyd7f">
         <w:r>
           <w:rPr>
             <w:rFonts w:ascii="Arial" w:cs="Arial" w:eastAsia="Arial" w:hAnsi="Arial"/>
@@ -1846,7 +1846,7 @@
         </w:rPr>
         <w:t xml:space="preserve"> (</w:t>
       </w:r>
-      <w:hyperlink w:history="1" r:id="rIdzzmypgszz0dtze72sj7kr">
+      <w:hyperlink w:history="1" r:id="rIdjxa8ztfjcrsvko0srtfuj">
         <w:r>
           <w:rPr>
             <w:rFonts w:ascii="Arial" w:cs="Arial" w:eastAsia="Arial" w:hAnsi="Arial"/>
@@ -1866,7 +1866,7 @@
         </w:rPr>
         <w:t xml:space="preserve">). To view a copy of this license, visit </w:t>
       </w:r>
-      <w:hyperlink w:history="1" r:id="rIdr_becl033yhionzce5nme">
+      <w:hyperlink w:history="1" r:id="rIdnydlzzhdft6trfeffle_d">
         <w:r>
           <w:rPr>
             <w:rFonts w:ascii="Arial" w:cs="Arial" w:eastAsia="Arial" w:hAnsi="Arial"/>

--- a/data/outputs/v2/Grade11/Biology/Lesson_Plans/SS2.2_Growth_and_Development_in_Plants/Biology_Growth_and_Development_in_Plants_FinalExplanation_TeacherKey.docx
+++ b/data/outputs/v2/Grade11/Biology/Lesson_Plans/SS2.2_Growth_and_Development_in_Plants/Biology_Growth_and_Development_in_Plants_FinalExplanation_TeacherKey.docx
@@ -95,7 +95,7 @@
                 <w:sz w:val="22"/>
                 <w:szCs w:val="22"/>
               </w:rPr>
-              <w:t xml:space="preserve">FINAL EXPLANATION: BIOLOGY GRADE 11: GROWTH AND DEVELOPMENT IN PLANTS (SUB-STRAND 2.2)</w:t>
+              <w:t xml:space="preserve">FINAL EXPLANATION: BIOLOGY GRADE 11: GROWTH AND DEVELOPMENT IN PLANTS</w:t>
             </w:r>
           </w:p>
         </w:tc>
@@ -224,7 +224,7 @@
                 <w:sz w:val="18"/>
                 <w:szCs w:val="18"/>
               </w:rPr>
-              <w:t xml:space="preserve">You are a scientist helping a farmer in Nakuru County. The farmer planted maize and beans on the same day after the long rains. Some seeds germinated within a few days, some took longer, and some healthy-looking seeds never sprouted. As the plants grew, they also differed in height, thickness, root depth and branching. Your task is to write a Claim-Evidence-Reasoning (CER) explanation that answers the driving question: What causes the differences in germination, emergence and growth of maize and bean plants? Use evidence from our unit: your seed drawings and dissections, the dormancy and germination investigations, the stem sections, the growth curves and the hormone notes. Write your answers in the space under each prompt. Use labelled drawings and arrows where they help. In Section 4 you will also revise your Day 1 model. Write in full sentences and use the scientific words we have learned.</w:t>
+              <w:t xml:space="preserve">This is your Final Explanation for the driving question: What causes the differences in germination, emergence and growth of maize and bean plants? Think back to Mr. Wafula's farm near Kitale. He planted maize H614 and Rosecoco beans on the same day (Day 0), 3 cm deep, after 25 mm of rain. Use the evidence you collected in Lessons 1 to 10. Write your answers in the space under each prompt. Use full sentences, include numbers from the data, and use the words germination, emergence, dormancy, viable, primary growth and hormones correctly. Where a prompt asks for Claim, Evidence and Reasoning, write all three parts. Where a data table is given, use it. Work on your own.</w:t>
             </w:r>
           </w:p>
         </w:tc>
@@ -285,7 +285,7 @@
                 <w:sz w:val="22"/>
                 <w:szCs w:val="22"/>
               </w:rPr>
-              <w:t xml:space="preserve">Section 1: Seed structure and food supply</w:t>
+              <w:t xml:space="preserve">Part 1: Seed structure and emergence (CER)</w:t>
             </w:r>
           </w:p>
         </w:tc>
@@ -319,7 +319,7 @@
                 <w:sz w:val="18"/>
                 <w:szCs w:val="18"/>
               </w:rPr>
-              <w:t xml:space="preserve">Compare a maize grain and a bean seed. (a) Name the main structures you saw in each, and say what each one does. (b) Describe how these two seeds differ in the number of cotyledons and in where the food is stored. (c) Explain how these differences could affect the way each seedling emerges and grows early on. Refer to your dissections of soaked seeds.</w:t>
+              <w:t xml:space="preserve">Think about the time-lapse videos of the bean and maize seedlings that you watched. Write a Claim-Evidence-Reasoning explanation of how the different seed structures of maize H614 and Rosecoco beans lead to different ways of emerging. In your answer: (a) name the type of seed each crop has and how many cotyledons it has; (b) say where each crop stores its food; (c) use what you saw in the time-lapse videos to say what happens to the cotyledon(s) of each crop during germination and what this type of germination is called, and give the day each crop emerged above the soil; (d) explain the difference between germination and emergence.</w:t>
             </w:r>
           </w:p>
         </w:tc>
@@ -351,7 +351,7 @@
                 <w:sz w:val="18"/>
                 <w:szCs w:val="18"/>
               </w:rPr>
-              <w:t xml:space="preserve">(a) Maize grain: one cotyledon (the scutellum), a large endosperm that stores food, a protective coleoptile around the shoot and a coleorhiza around the root. Bean seed: a testa (seed coat) that protects the seed, a hilum (scar where it was attached), a micropyle (small pore for water entry), two large cotyledons that store food, a plumule (the future shoot) and a radicle (the future root). (b) Maize is a monocot with one cotyledon and its food is stored mainly in the endosperm. Bean is a dicot with two cotyledons, and its food is stored in the cotyledons. (c) The embryo uses the stored food for energy and building materials until the leaves can make food. Because the stores are held in different places, the two seedlings emerge differently: the maize shoot is protected by the coleoptile as it pushes up, while the bean seedling carries its food-storing cotyledons with it. So seed structure is one reason maize and beans did not behave the same way, even when planted on the same day after the same rain.</w:t>
+              <w:t xml:space="preserve">Claim: Maize and bean seedlings emerge differently because their seeds have different structures. Evidence: Maize is a monocot with one cotyledon (the scutellum). It stores food in the endosperm, and the scutellum absorbs it. The coleoptile protects the shoot, and emergence was on Day 7. The bean is a dicot with two cotyledons that store the food. In the time-lapse, the bean radicle appeared on Day 3 and the bean emerged on Day 8, when an arched hypocotyl lifted the cotyledons above the ground. The maize radicle appeared on Day 4, and the scutellum stayed underground. Reasoning: Germination is when the radicle comes out of the seed. Emergence is when the shoot appears above the soil. They are different events, so a seed can germinate days before it emerges. In maize the cotyledon stays underground, which is hypogeal germination. In beans the hypocotyl arch lifts the cotyledons above ground, which is epigeal germination. The way each seedling reaches the surface comes from its seed structure and not from the rain or planting date, which were the same for both.</w:t>
             </w:r>
           </w:p>
         </w:tc>
@@ -412,7 +412,7 @@
                 <w:sz w:val="22"/>
                 <w:szCs w:val="22"/>
               </w:rPr>
-              <w:t xml:space="preserve">Section 2: Dormancy and germination conditions</w:t>
+              <w:t xml:space="preserve">Part 2: Why healthy-looking seeds did not germinate</w:t>
             </w:r>
           </w:p>
         </w:tc>
@@ -446,7 +446,709 @@
                 <w:sz w:val="18"/>
                 <w:szCs w:val="18"/>
               </w:rPr>
-              <w:t xml:space="preserve">Some of the farmer's seeds looked healthy but did not germinate, and others were late. Write a CER explanation using the two investigations we did. Claim: give two different reasons why seeds planted after the same rain may germinate late or fail. Evidence: describe what you observed in the dormancy treatments (control, sandpaper, warm water, leaching or chilling) and in the germination sets (water, air and warmth; dry; little oxygen; cool; boiled seeds). Reasoning: explain why each result happened, using the words dormancy, viable, water, oxygen and temperature.</w:t>
+              <w:t xml:space="preserve">Use the table from Mr. Wafula's field at Day 14 (100 seeds of each crop).</w:t>
+            </w:r>
+          </w:p>
+          <w:p>
+            <w:pPr>
+              <w:spacing w:after="40" w:before="0"/>
+              <w:jc w:val="left"/>
+            </w:pPr>
+            <w:r>
+              <w:rPr>
+                <w:rFonts w:ascii="Arial" w:cs="Arial" w:eastAsia="Arial" w:hAnsi="Arial"/>
+                <w:b/>
+                <w:bCs/>
+                <w:i w:val="false"/>
+                <w:iCs w:val="false"/>
+                <w:color w:val="000000"/>
+                <w:sz w:val="18"/>
+                <w:szCs w:val="18"/>
+              </w:rPr>
+              <w:t xml:space="preserve"/>
+            </w:r>
+          </w:p>
+          <w:tbl>
+            <w:tblPr>
+              <w:tblW w:type="dxa" w:w="2640"/>
+              <w:tblBorders>
+                <w:top w:val="single" w:color="AAAAAA" w:sz="4"/>
+                <w:left w:val="single" w:color="AAAAAA" w:sz="4"/>
+                <w:bottom w:val="single" w:color="AAAAAA" w:sz="4"/>
+                <w:right w:val="single" w:color="AAAAAA" w:sz="4"/>
+                <w:insideH w:val="single" w:color="auto" w:sz="4"/>
+                <w:insideV w:val="single" w:color="auto" w:sz="4"/>
+              </w:tblBorders>
+              <w:tblLayout w:type="fixed"/>
+            </w:tblPr>
+            <w:tblGrid>
+              <w:gridCol w:w="880"/>
+              <w:gridCol w:w="880"/>
+              <w:gridCol w:w="880"/>
+            </w:tblGrid>
+            <w:tr>
+              <w:tc>
+                <w:tcPr>
+                  <w:tcW w:type="dxa" w:w="880"/>
+                  <w:shd w:fill="D5E8F0" w:color="auto" w:val="clear"/>
+                  <w:tcMar>
+                    <w:top w:type="dxa" w:w="60"/>
+                    <w:left w:type="dxa" w:w="120"/>
+                    <w:bottom w:type="dxa" w:w="60"/>
+                    <w:right w:type="dxa" w:w="120"/>
+                  </w:tcMar>
+                  <w:vAlign w:val="top"/>
+                </w:tcPr>
+                <w:p>
+                  <w:pPr>
+                    <w:spacing w:after="40" w:before="0"/>
+                    <w:jc w:val="left"/>
+                  </w:pPr>
+                  <w:r>
+                    <w:rPr>
+                      <w:rFonts w:ascii="Arial" w:cs="Arial" w:eastAsia="Arial" w:hAnsi="Arial"/>
+                      <w:b/>
+                      <w:bCs/>
+                      <w:i w:val="false"/>
+                      <w:iCs w:val="false"/>
+                      <w:color w:val="000000"/>
+                      <w:sz w:val="18"/>
+                      <w:szCs w:val="18"/>
+                    </w:rPr>
+                    <w:t xml:space="preserve">Reason seed did not germinate</w:t>
+                  </w:r>
+                </w:p>
+              </w:tc>
+              <w:tc>
+                <w:tcPr>
+                  <w:tcW w:type="dxa" w:w="880"/>
+                  <w:shd w:fill="D5E8F0" w:color="auto" w:val="clear"/>
+                  <w:tcMar>
+                    <w:top w:type="dxa" w:w="60"/>
+                    <w:left w:type="dxa" w:w="120"/>
+                    <w:bottom w:type="dxa" w:w="60"/>
+                    <w:right w:type="dxa" w:w="120"/>
+                  </w:tcMar>
+                  <w:vAlign w:val="top"/>
+                </w:tcPr>
+                <w:p>
+                  <w:pPr>
+                    <w:spacing w:after="40" w:before="0"/>
+                    <w:jc w:val="left"/>
+                  </w:pPr>
+                  <w:r>
+                    <w:rPr>
+                      <w:rFonts w:ascii="Arial" w:cs="Arial" w:eastAsia="Arial" w:hAnsi="Arial"/>
+                      <w:b/>
+                      <w:bCs/>
+                      <w:i w:val="false"/>
+                      <w:iCs w:val="false"/>
+                      <w:color w:val="000000"/>
+                      <w:sz w:val="18"/>
+                      <w:szCs w:val="18"/>
+                    </w:rPr>
+                    <w:t xml:space="preserve">Maize H614</w:t>
+                  </w:r>
+                </w:p>
+              </w:tc>
+              <w:tc>
+                <w:tcPr>
+                  <w:tcW w:type="dxa" w:w="880"/>
+                  <w:shd w:fill="D5E8F0" w:color="auto" w:val="clear"/>
+                  <w:tcMar>
+                    <w:top w:type="dxa" w:w="60"/>
+                    <w:left w:type="dxa" w:w="120"/>
+                    <w:bottom w:type="dxa" w:w="60"/>
+                    <w:right w:type="dxa" w:w="120"/>
+                  </w:tcMar>
+                  <w:vAlign w:val="top"/>
+                </w:tcPr>
+                <w:p>
+                  <w:pPr>
+                    <w:spacing w:after="40" w:before="0"/>
+                    <w:jc w:val="left"/>
+                  </w:pPr>
+                  <w:r>
+                    <w:rPr>
+                      <w:rFonts w:ascii="Arial" w:cs="Arial" w:eastAsia="Arial" w:hAnsi="Arial"/>
+                      <w:b/>
+                      <w:bCs/>
+                      <w:i w:val="false"/>
+                      <w:iCs w:val="false"/>
+                      <w:color w:val="000000"/>
+                      <w:sz w:val="18"/>
+                      <w:szCs w:val="18"/>
+                    </w:rPr>
+                    <w:t xml:space="preserve">Bean Rosecoco</w:t>
+                  </w:r>
+                </w:p>
+              </w:tc>
+            </w:tr>
+            <w:tr>
+              <w:tc>
+                <w:tcPr>
+                  <w:tcW w:type="dxa" w:w="880"/>
+                  <w:shd w:fill="FFFFFF" w:color="auto" w:val="clear"/>
+                  <w:tcMar>
+                    <w:top w:type="dxa" w:w="60"/>
+                    <w:left w:type="dxa" w:w="120"/>
+                    <w:bottom w:type="dxa" w:w="60"/>
+                    <w:right w:type="dxa" w:w="120"/>
+                  </w:tcMar>
+                  <w:vAlign w:val="top"/>
+                </w:tcPr>
+                <w:p>
+                  <w:pPr>
+                    <w:spacing w:after="40" w:before="0"/>
+                    <w:jc w:val="left"/>
+                  </w:pPr>
+                  <w:r>
+                    <w:rPr>
+                      <w:rFonts w:ascii="Arial" w:cs="Arial" w:eastAsia="Arial" w:hAnsi="Arial"/>
+                      <w:b w:val="false"/>
+                      <w:bCs w:val="false"/>
+                      <w:i w:val="false"/>
+                      <w:iCs w:val="false"/>
+                      <w:color w:val="000000"/>
+                      <w:sz w:val="18"/>
+                      <w:szCs w:val="18"/>
+                    </w:rPr>
+                    <w:t xml:space="preserve">Eaten or rotted by fungi/pests</w:t>
+                  </w:r>
+                </w:p>
+              </w:tc>
+              <w:tc>
+                <w:tcPr>
+                  <w:tcW w:type="dxa" w:w="880"/>
+                  <w:shd w:fill="FFFFFF" w:color="auto" w:val="clear"/>
+                  <w:tcMar>
+                    <w:top w:type="dxa" w:w="60"/>
+                    <w:left w:type="dxa" w:w="120"/>
+                    <w:bottom w:type="dxa" w:w="60"/>
+                    <w:right w:type="dxa" w:w="120"/>
+                  </w:tcMar>
+                  <w:vAlign w:val="top"/>
+                </w:tcPr>
+                <w:p>
+                  <w:pPr>
+                    <w:spacing w:after="40" w:before="0"/>
+                    <w:jc w:val="left"/>
+                  </w:pPr>
+                  <w:r>
+                    <w:rPr>
+                      <w:rFonts w:ascii="Arial" w:cs="Arial" w:eastAsia="Arial" w:hAnsi="Arial"/>
+                      <w:b w:val="false"/>
+                      <w:bCs w:val="false"/>
+                      <w:i w:val="false"/>
+                      <w:iCs w:val="false"/>
+                      <w:color w:val="000000"/>
+                      <w:sz w:val="18"/>
+                      <w:szCs w:val="18"/>
+                    </w:rPr>
+                    <w:t xml:space="preserve">5</w:t>
+                  </w:r>
+                </w:p>
+              </w:tc>
+              <w:tc>
+                <w:tcPr>
+                  <w:tcW w:type="dxa" w:w="880"/>
+                  <w:shd w:fill="FFFFFF" w:color="auto" w:val="clear"/>
+                  <w:tcMar>
+                    <w:top w:type="dxa" w:w="60"/>
+                    <w:left w:type="dxa" w:w="120"/>
+                    <w:bottom w:type="dxa" w:w="60"/>
+                    <w:right w:type="dxa" w:w="120"/>
+                  </w:tcMar>
+                  <w:vAlign w:val="top"/>
+                </w:tcPr>
+                <w:p>
+                  <w:pPr>
+                    <w:spacing w:after="40" w:before="0"/>
+                    <w:jc w:val="left"/>
+                  </w:pPr>
+                  <w:r>
+                    <w:rPr>
+                      <w:rFonts w:ascii="Arial" w:cs="Arial" w:eastAsia="Arial" w:hAnsi="Arial"/>
+                      <w:b w:val="false"/>
+                      <w:bCs w:val="false"/>
+                      <w:i w:val="false"/>
+                      <w:iCs w:val="false"/>
+                      <w:color w:val="000000"/>
+                      <w:sz w:val="18"/>
+                      <w:szCs w:val="18"/>
+                    </w:rPr>
+                    <w:t xml:space="preserve">2</w:t>
+                  </w:r>
+                </w:p>
+              </w:tc>
+            </w:tr>
+            <w:tr>
+              <w:tc>
+                <w:tcPr>
+                  <w:tcW w:type="dxa" w:w="880"/>
+                  <w:shd w:fill="FFFFFF" w:color="auto" w:val="clear"/>
+                  <w:tcMar>
+                    <w:top w:type="dxa" w:w="60"/>
+                    <w:left w:type="dxa" w:w="120"/>
+                    <w:bottom w:type="dxa" w:w="60"/>
+                    <w:right w:type="dxa" w:w="120"/>
+                  </w:tcMar>
+                  <w:vAlign w:val="top"/>
+                </w:tcPr>
+                <w:p>
+                  <w:pPr>
+                    <w:spacing w:after="40" w:before="0"/>
+                    <w:jc w:val="left"/>
+                  </w:pPr>
+                  <w:r>
+                    <w:rPr>
+                      <w:rFonts w:ascii="Arial" w:cs="Arial" w:eastAsia="Arial" w:hAnsi="Arial"/>
+                      <w:b w:val="false"/>
+                      <w:bCs w:val="false"/>
+                      <w:i w:val="false"/>
+                      <w:iCs w:val="false"/>
+                      <w:color w:val="000000"/>
+                      <w:sz w:val="18"/>
+                      <w:szCs w:val="18"/>
+                    </w:rPr>
+                    <w:t xml:space="preserve">Old seed with dead embryo (not viable)</w:t>
+                  </w:r>
+                </w:p>
+              </w:tc>
+              <w:tc>
+                <w:tcPr>
+                  <w:tcW w:type="dxa" w:w="880"/>
+                  <w:shd w:fill="FFFFFF" w:color="auto" w:val="clear"/>
+                  <w:tcMar>
+                    <w:top w:type="dxa" w:w="60"/>
+                    <w:left w:type="dxa" w:w="120"/>
+                    <w:bottom w:type="dxa" w:w="60"/>
+                    <w:right w:type="dxa" w:w="120"/>
+                  </w:tcMar>
+                  <w:vAlign w:val="top"/>
+                </w:tcPr>
+                <w:p>
+                  <w:pPr>
+                    <w:spacing w:after="40" w:before="0"/>
+                    <w:jc w:val="left"/>
+                  </w:pPr>
+                  <w:r>
+                    <w:rPr>
+                      <w:rFonts w:ascii="Arial" w:cs="Arial" w:eastAsia="Arial" w:hAnsi="Arial"/>
+                      <w:b w:val="false"/>
+                      <w:bCs w:val="false"/>
+                      <w:i w:val="false"/>
+                      <w:iCs w:val="false"/>
+                      <w:color w:val="000000"/>
+                      <w:sz w:val="18"/>
+                      <w:szCs w:val="18"/>
+                    </w:rPr>
+                    <w:t xml:space="preserve">4</w:t>
+                  </w:r>
+                </w:p>
+              </w:tc>
+              <w:tc>
+                <w:tcPr>
+                  <w:tcW w:type="dxa" w:w="880"/>
+                  <w:shd w:fill="FFFFFF" w:color="auto" w:val="clear"/>
+                  <w:tcMar>
+                    <w:top w:type="dxa" w:w="60"/>
+                    <w:left w:type="dxa" w:w="120"/>
+                    <w:bottom w:type="dxa" w:w="60"/>
+                    <w:right w:type="dxa" w:w="120"/>
+                  </w:tcMar>
+                  <w:vAlign w:val="top"/>
+                </w:tcPr>
+                <w:p>
+                  <w:pPr>
+                    <w:spacing w:after="40" w:before="0"/>
+                    <w:jc w:val="left"/>
+                  </w:pPr>
+                  <w:r>
+                    <w:rPr>
+                      <w:rFonts w:ascii="Arial" w:cs="Arial" w:eastAsia="Arial" w:hAnsi="Arial"/>
+                      <w:b w:val="false"/>
+                      <w:bCs w:val="false"/>
+                      <w:i w:val="false"/>
+                      <w:iCs w:val="false"/>
+                      <w:color w:val="000000"/>
+                      <w:sz w:val="18"/>
+                      <w:szCs w:val="18"/>
+                    </w:rPr>
+                    <w:t xml:space="preserve">4</w:t>
+                  </w:r>
+                </w:p>
+              </w:tc>
+            </w:tr>
+            <w:tr>
+              <w:tc>
+                <w:tcPr>
+                  <w:tcW w:type="dxa" w:w="880"/>
+                  <w:shd w:fill="FFFFFF" w:color="auto" w:val="clear"/>
+                  <w:tcMar>
+                    <w:top w:type="dxa" w:w="60"/>
+                    <w:left w:type="dxa" w:w="120"/>
+                    <w:bottom w:type="dxa" w:w="60"/>
+                    <w:right w:type="dxa" w:w="120"/>
+                  </w:tcMar>
+                  <w:vAlign w:val="top"/>
+                </w:tcPr>
+                <w:p>
+                  <w:pPr>
+                    <w:spacing w:after="40" w:before="0"/>
+                    <w:jc w:val="left"/>
+                  </w:pPr>
+                  <w:r>
+                    <w:rPr>
+                      <w:rFonts w:ascii="Arial" w:cs="Arial" w:eastAsia="Arial" w:hAnsi="Arial"/>
+                      <w:b w:val="false"/>
+                      <w:bCs w:val="false"/>
+                      <w:i w:val="false"/>
+                      <w:iCs w:val="false"/>
+                      <w:color w:val="000000"/>
+                      <w:sz w:val="18"/>
+                      <w:szCs w:val="18"/>
+                    </w:rPr>
+                    <w:t xml:space="preserve">Waterlogged low patch (no oxygen)</w:t>
+                  </w:r>
+                </w:p>
+              </w:tc>
+              <w:tc>
+                <w:tcPr>
+                  <w:tcW w:type="dxa" w:w="880"/>
+                  <w:shd w:fill="FFFFFF" w:color="auto" w:val="clear"/>
+                  <w:tcMar>
+                    <w:top w:type="dxa" w:w="60"/>
+                    <w:left w:type="dxa" w:w="120"/>
+                    <w:bottom w:type="dxa" w:w="60"/>
+                    <w:right w:type="dxa" w:w="120"/>
+                  </w:tcMar>
+                  <w:vAlign w:val="top"/>
+                </w:tcPr>
+                <w:p>
+                  <w:pPr>
+                    <w:spacing w:after="40" w:before="0"/>
+                    <w:jc w:val="left"/>
+                  </w:pPr>
+                  <w:r>
+                    <w:rPr>
+                      <w:rFonts w:ascii="Arial" w:cs="Arial" w:eastAsia="Arial" w:hAnsi="Arial"/>
+                      <w:b w:val="false"/>
+                      <w:bCs w:val="false"/>
+                      <w:i w:val="false"/>
+                      <w:iCs w:val="false"/>
+                      <w:color w:val="000000"/>
+                      <w:sz w:val="18"/>
+                      <w:szCs w:val="18"/>
+                    </w:rPr>
+                    <w:t xml:space="preserve">3</w:t>
+                  </w:r>
+                </w:p>
+              </w:tc>
+              <w:tc>
+                <w:tcPr>
+                  <w:tcW w:type="dxa" w:w="880"/>
+                  <w:shd w:fill="FFFFFF" w:color="auto" w:val="clear"/>
+                  <w:tcMar>
+                    <w:top w:type="dxa" w:w="60"/>
+                    <w:left w:type="dxa" w:w="120"/>
+                    <w:bottom w:type="dxa" w:w="60"/>
+                    <w:right w:type="dxa" w:w="120"/>
+                  </w:tcMar>
+                  <w:vAlign w:val="top"/>
+                </w:tcPr>
+                <w:p>
+                  <w:pPr>
+                    <w:spacing w:after="40" w:before="0"/>
+                    <w:jc w:val="left"/>
+                  </w:pPr>
+                  <w:r>
+                    <w:rPr>
+                      <w:rFonts w:ascii="Arial" w:cs="Arial" w:eastAsia="Arial" w:hAnsi="Arial"/>
+                      <w:b w:val="false"/>
+                      <w:bCs w:val="false"/>
+                      <w:i w:val="false"/>
+                      <w:iCs w:val="false"/>
+                      <w:color w:val="000000"/>
+                      <w:sz w:val="18"/>
+                      <w:szCs w:val="18"/>
+                    </w:rPr>
+                    <w:t xml:space="preserve">6</w:t>
+                  </w:r>
+                </w:p>
+              </w:tc>
+            </w:tr>
+            <w:tr>
+              <w:tc>
+                <w:tcPr>
+                  <w:tcW w:type="dxa" w:w="880"/>
+                  <w:shd w:fill="FFFFFF" w:color="auto" w:val="clear"/>
+                  <w:tcMar>
+                    <w:top w:type="dxa" w:w="60"/>
+                    <w:left w:type="dxa" w:w="120"/>
+                    <w:bottom w:type="dxa" w:w="60"/>
+                    <w:right w:type="dxa" w:w="120"/>
+                  </w:tcMar>
+                  <w:vAlign w:val="top"/>
+                </w:tcPr>
+                <w:p>
+                  <w:pPr>
+                    <w:spacing w:after="40" w:before="0"/>
+                    <w:jc w:val="left"/>
+                  </w:pPr>
+                  <w:r>
+                    <w:rPr>
+                      <w:rFonts w:ascii="Arial" w:cs="Arial" w:eastAsia="Arial" w:hAnsi="Arial"/>
+                      <w:b w:val="false"/>
+                      <w:bCs w:val="false"/>
+                      <w:i w:val="false"/>
+                      <w:iCs w:val="false"/>
+                      <w:color w:val="000000"/>
+                      <w:sz w:val="18"/>
+                      <w:szCs w:val="18"/>
+                    </w:rPr>
+                    <w:t xml:space="preserve">Hard impermeable seed coat</w:t>
+                  </w:r>
+                </w:p>
+              </w:tc>
+              <w:tc>
+                <w:tcPr>
+                  <w:tcW w:type="dxa" w:w="880"/>
+                  <w:shd w:fill="FFFFFF" w:color="auto" w:val="clear"/>
+                  <w:tcMar>
+                    <w:top w:type="dxa" w:w="60"/>
+                    <w:left w:type="dxa" w:w="120"/>
+                    <w:bottom w:type="dxa" w:w="60"/>
+                    <w:right w:type="dxa" w:w="120"/>
+                  </w:tcMar>
+                  <w:vAlign w:val="top"/>
+                </w:tcPr>
+                <w:p>
+                  <w:pPr>
+                    <w:spacing w:after="40" w:before="0"/>
+                    <w:jc w:val="left"/>
+                  </w:pPr>
+                  <w:r>
+                    <w:rPr>
+                      <w:rFonts w:ascii="Arial" w:cs="Arial" w:eastAsia="Arial" w:hAnsi="Arial"/>
+                      <w:b w:val="false"/>
+                      <w:bCs w:val="false"/>
+                      <w:i w:val="false"/>
+                      <w:iCs w:val="false"/>
+                      <w:color w:val="000000"/>
+                      <w:sz w:val="18"/>
+                      <w:szCs w:val="18"/>
+                    </w:rPr>
+                    <w:t xml:space="preserve">0</w:t>
+                  </w:r>
+                </w:p>
+              </w:tc>
+              <w:tc>
+                <w:tcPr>
+                  <w:tcW w:type="dxa" w:w="880"/>
+                  <w:shd w:fill="FFFFFF" w:color="auto" w:val="clear"/>
+                  <w:tcMar>
+                    <w:top w:type="dxa" w:w="60"/>
+                    <w:left w:type="dxa" w:w="120"/>
+                    <w:bottom w:type="dxa" w:w="60"/>
+                    <w:right w:type="dxa" w:w="120"/>
+                  </w:tcMar>
+                  <w:vAlign w:val="top"/>
+                </w:tcPr>
+                <w:p>
+                  <w:pPr>
+                    <w:spacing w:after="40" w:before="0"/>
+                    <w:jc w:val="left"/>
+                  </w:pPr>
+                  <w:r>
+                    <w:rPr>
+                      <w:rFonts w:ascii="Arial" w:cs="Arial" w:eastAsia="Arial" w:hAnsi="Arial"/>
+                      <w:b w:val="false"/>
+                      <w:bCs w:val="false"/>
+                      <w:i w:val="false"/>
+                      <w:iCs w:val="false"/>
+                      <w:color w:val="000000"/>
+                      <w:sz w:val="18"/>
+                      <w:szCs w:val="18"/>
+                    </w:rPr>
+                    <w:t xml:space="preserve">8</w:t>
+                  </w:r>
+                </w:p>
+              </w:tc>
+            </w:tr>
+            <w:tr>
+              <w:tc>
+                <w:tcPr>
+                  <w:tcW w:type="dxa" w:w="880"/>
+                  <w:shd w:fill="FFFFFF" w:color="auto" w:val="clear"/>
+                  <w:tcMar>
+                    <w:top w:type="dxa" w:w="60"/>
+                    <w:left w:type="dxa" w:w="120"/>
+                    <w:bottom w:type="dxa" w:w="60"/>
+                    <w:right w:type="dxa" w:w="120"/>
+                  </w:tcMar>
+                  <w:vAlign w:val="top"/>
+                </w:tcPr>
+                <w:p>
+                  <w:pPr>
+                    <w:spacing w:after="40" w:before="0"/>
+                    <w:jc w:val="left"/>
+                  </w:pPr>
+                  <w:r>
+                    <w:rPr>
+                      <w:rFonts w:ascii="Arial" w:cs="Arial" w:eastAsia="Arial" w:hAnsi="Arial"/>
+                      <w:b w:val="false"/>
+                      <w:bCs w:val="false"/>
+                      <w:i w:val="false"/>
+                      <w:iCs w:val="false"/>
+                      <w:color w:val="000000"/>
+                      <w:sz w:val="18"/>
+                      <w:szCs w:val="18"/>
+                    </w:rPr>
+                    <w:t xml:space="preserve">Total that did not germinate</w:t>
+                  </w:r>
+                </w:p>
+              </w:tc>
+              <w:tc>
+                <w:tcPr>
+                  <w:tcW w:type="dxa" w:w="880"/>
+                  <w:shd w:fill="FFFFFF" w:color="auto" w:val="clear"/>
+                  <w:tcMar>
+                    <w:top w:type="dxa" w:w="60"/>
+                    <w:left w:type="dxa" w:w="120"/>
+                    <w:bottom w:type="dxa" w:w="60"/>
+                    <w:right w:type="dxa" w:w="120"/>
+                  </w:tcMar>
+                  <w:vAlign w:val="top"/>
+                </w:tcPr>
+                <w:p>
+                  <w:pPr>
+                    <w:spacing w:after="40" w:before="0"/>
+                    <w:jc w:val="left"/>
+                  </w:pPr>
+                  <w:r>
+                    <w:rPr>
+                      <w:rFonts w:ascii="Arial" w:cs="Arial" w:eastAsia="Arial" w:hAnsi="Arial"/>
+                      <w:b w:val="false"/>
+                      <w:bCs w:val="false"/>
+                      <w:i w:val="false"/>
+                      <w:iCs w:val="false"/>
+                      <w:color w:val="000000"/>
+                      <w:sz w:val="18"/>
+                      <w:szCs w:val="18"/>
+                    </w:rPr>
+                    <w:t xml:space="preserve">12</w:t>
+                  </w:r>
+                </w:p>
+              </w:tc>
+              <w:tc>
+                <w:tcPr>
+                  <w:tcW w:type="dxa" w:w="880"/>
+                  <w:shd w:fill="FFFFFF" w:color="auto" w:val="clear"/>
+                  <w:tcMar>
+                    <w:top w:type="dxa" w:w="60"/>
+                    <w:left w:type="dxa" w:w="120"/>
+                    <w:bottom w:type="dxa" w:w="60"/>
+                    <w:right w:type="dxa" w:w="120"/>
+                  </w:tcMar>
+                  <w:vAlign w:val="top"/>
+                </w:tcPr>
+                <w:p>
+                  <w:pPr>
+                    <w:spacing w:after="40" w:before="0"/>
+                    <w:jc w:val="left"/>
+                  </w:pPr>
+                  <w:r>
+                    <w:rPr>
+                      <w:rFonts w:ascii="Arial" w:cs="Arial" w:eastAsia="Arial" w:hAnsi="Arial"/>
+                      <w:b w:val="false"/>
+                      <w:bCs w:val="false"/>
+                      <w:i w:val="false"/>
+                      <w:iCs w:val="false"/>
+                      <w:color w:val="000000"/>
+                      <w:sz w:val="18"/>
+                      <w:szCs w:val="18"/>
+                    </w:rPr>
+                    <w:t xml:space="preserve">20</w:t>
+                  </w:r>
+                </w:p>
+              </w:tc>
+            </w:tr>
+          </w:tbl>
+          <w:p>
+            <w:pPr>
+              <w:spacing w:after="60" w:before="0"/>
+              <w:jc w:val="left"/>
+            </w:pPr>
+            <w:r>
+              <w:rPr>
+                <w:rFonts w:ascii="Arial" w:cs="Arial" w:eastAsia="Arial" w:hAnsi="Arial"/>
+                <w:b w:val="false"/>
+                <w:bCs w:val="false"/>
+                <w:i w:val="false"/>
+                <w:iCs w:val="false"/>
+                <w:color w:val="000000"/>
+                <w:sz w:val="18"/>
+                <w:szCs w:val="18"/>
+              </w:rPr>
+              <w:t xml:space="preserve"/>
+            </w:r>
+          </w:p>
+          <w:p>
+            <w:pPr>
+              <w:spacing w:after="40" w:before="0"/>
+              <w:jc w:val="left"/>
+            </w:pPr>
+            <w:r>
+              <w:rPr>
+                <w:rFonts w:ascii="Arial" w:cs="Arial" w:eastAsia="Arial" w:hAnsi="Arial"/>
+                <w:b/>
+                <w:bCs/>
+                <w:i w:val="false"/>
+                <w:iCs w:val="false"/>
+                <w:color w:val="000000"/>
+                <w:sz w:val="18"/>
+                <w:szCs w:val="18"/>
+              </w:rPr>
+              <w:t xml:space="preserve"/>
+            </w:r>
+          </w:p>
+          <w:p>
+            <w:pPr>
+              <w:spacing w:after="40" w:before="0"/>
+              <w:jc w:val="left"/>
+            </w:pPr>
+            <w:r>
+              <w:rPr>
+                <w:rFonts w:ascii="Arial" w:cs="Arial" w:eastAsia="Arial" w:hAnsi="Arial"/>
+                <w:b/>
+                <w:bCs/>
+                <w:i w:val="false"/>
+                <w:iCs w:val="false"/>
+                <w:color w:val="000000"/>
+                <w:sz w:val="18"/>
+                <w:szCs w:val="18"/>
+              </w:rPr>
+              <w:t xml:space="preserve">Write a CER explanation of why 12 maize and 20 bean seeds did not germinate. In your answer: (a) say which seeds were dormant and what dormancy means; (b) the 8 hard-coated bean seeds were later scarified and replanted as a separate re-test after Day 14. Say what happened to them and what this shows about the cause of their dormancy; (c) explain why the other failed seeds were not dormant; (d) name the hormone that maintains dormancy and the hormone that helps germination.</w:t>
+            </w:r>
+          </w:p>
+          <w:p>
+            <w:pPr>
+              <w:spacing w:after="60" w:before="0"/>
+              <w:jc w:val="left"/>
+            </w:pPr>
+            <w:r>
+              <w:rPr>
+                <w:rFonts w:ascii="Arial" w:cs="Arial" w:eastAsia="Arial" w:hAnsi="Arial"/>
+                <w:b w:val="false"/>
+                <w:bCs w:val="false"/>
+                <w:i w:val="false"/>
+                <w:iCs w:val="false"/>
+                <w:color w:val="000000"/>
+                <w:sz w:val="18"/>
+                <w:szCs w:val="18"/>
+              </w:rPr>
+              <w:t xml:space="preserve"/>
             </w:r>
           </w:p>
         </w:tc>
@@ -478,7 +1180,7 @@
                 <w:sz w:val="18"/>
                 <w:szCs w:val="18"/>
               </w:rPr>
-              <w:t xml:space="preserve">Claim: Seeds can germinate late or fail because they are dormant, or because one of the conditions needed for germination is missing or the seed is not alive. Evidence: In the dormancy investigation, seeds that were rubbed with sandpaper, soaked in warm water or leached took up water and responded sooner than the untreated control seeds. In the germination sets, seeds with water, air and warmth germinated. Dry seeds did not germinate, seeds submerged with little oxygen did not germinate normally, cool seeds were slower, and boiled (non-viable) seeds did not germinate at all. Reasoning: A dormant seed is alive but rests even when conditions look suitable, for example because of a hard seed coat that blocks water, chemical inhibitors, or an embryo that is not ready. Scarifying, warm-water soaking and leaching break this block, which is why treated seeds responded sooner. Germination needs water to start the seed's chemical reactions, oxygen for respiration to release energy, and a suitable temperature. Boiled seeds are dead (not viable), so they cannot germinate whatever the conditions. In the farmer's field, waterlogged soil, dry patches, cool spots, dormant seeds or dead seeds could therefore each explain why some seeds were late or never sprouted.</w:t>
+              <w:t xml:space="preserve">Claim: The seeds failed for different reasons, so dormancy explains only some of the healthy-looking seeds that did not germinate. Evidence: Only the 8 beans with a hard impermeable seed coat were dormant, and 0 maize seeds were dormant. These 8 were counted as not germinated at Day 14. In the later re-test, after they were scarified (nicked) and replanted, 7 of the 8 germinated by Day 7. The other failures were 5 maize and 2 beans eaten or rotted by fungi or pests, 4 maize and 4 beans with dead embryos, and 3 maize and 6 beans in the waterlogged low patch. Check: 5+4+3 = 12 maize and 8+6+4+2 = 20 beans. Reasoning: Dormancy means a viable (living) seed fails to germinate even in favourable conditions. The 8 beans were viable, and breaking the testa let them take in water, so the hard seed coat was the cause. The seeds with dead embryos were not viable, so they could never germinate. Seeds eaten by pests or rotted were destroyed. Seeds in the waterlogged patch were not dormant; their failure was linked to the lack of oxygen in that patch. Abscisic acid maintains dormancy, and gibberellins promote germination. So seed condition and environment, not rain or planting date, explain why healthy-looking seeds did not germinate.</w:t>
             </w:r>
           </w:p>
         </w:tc>
@@ -539,7 +1241,7 @@
                 <w:sz w:val="22"/>
                 <w:szCs w:val="22"/>
               </w:rPr>
-              <w:t xml:space="preserve">Section 3: How the seedlings emerge and keep growing</w:t>
+              <w:t xml:space="preserve">Part 3: Conditions needed for germination</w:t>
             </w:r>
           </w:p>
         </w:tc>
@@ -573,7 +1275,611 @@
                 <w:sz w:val="18"/>
                 <w:szCs w:val="18"/>
               </w:rPr>
-              <w:t xml:space="preserve">(a) Compare how maize and bean seedlings emerge from the soil. Use the terms hypogeal and epigeal. (b) Explain how primary growth and secondary growth differ, and where in the plant each one happens. (c) Use your stem-section observations to explain why a bean plant can become thicker and branch while maize grows mainly in length. (d) Describe the shape of the growth curve you plotted and what it tells you about growth over time.</w:t>
+              <w:t xml:space="preserve">Fatuma set up germination jars with 20 Rosecoco bean seeds in each jar. These are the Day 5 results.</w:t>
+            </w:r>
+          </w:p>
+          <w:p>
+            <w:pPr>
+              <w:spacing w:after="40" w:before="0"/>
+              <w:jc w:val="left"/>
+            </w:pPr>
+            <w:r>
+              <w:rPr>
+                <w:rFonts w:ascii="Arial" w:cs="Arial" w:eastAsia="Arial" w:hAnsi="Arial"/>
+                <w:b/>
+                <w:bCs/>
+                <w:i w:val="false"/>
+                <w:iCs w:val="false"/>
+                <w:color w:val="000000"/>
+                <w:sz w:val="18"/>
+                <w:szCs w:val="18"/>
+              </w:rPr>
+              <w:t xml:space="preserve"/>
+            </w:r>
+          </w:p>
+          <w:tbl>
+            <w:tblPr>
+              <w:tblW w:type="dxa" w:w="2640"/>
+              <w:tblBorders>
+                <w:top w:val="single" w:color="AAAAAA" w:sz="4"/>
+                <w:left w:val="single" w:color="AAAAAA" w:sz="4"/>
+                <w:bottom w:val="single" w:color="AAAAAA" w:sz="4"/>
+                <w:right w:val="single" w:color="AAAAAA" w:sz="4"/>
+                <w:insideH w:val="single" w:color="auto" w:sz="4"/>
+                <w:insideV w:val="single" w:color="auto" w:sz="4"/>
+              </w:tblBorders>
+              <w:tblLayout w:type="fixed"/>
+            </w:tblPr>
+            <w:tblGrid>
+              <w:gridCol w:w="880"/>
+              <w:gridCol w:w="880"/>
+              <w:gridCol w:w="880"/>
+            </w:tblGrid>
+            <w:tr>
+              <w:tc>
+                <w:tcPr>
+                  <w:tcW w:type="dxa" w:w="880"/>
+                  <w:shd w:fill="D5E8F0" w:color="auto" w:val="clear"/>
+                  <w:tcMar>
+                    <w:top w:type="dxa" w:w="60"/>
+                    <w:left w:type="dxa" w:w="120"/>
+                    <w:bottom w:type="dxa" w:w="60"/>
+                    <w:right w:type="dxa" w:w="120"/>
+                  </w:tcMar>
+                  <w:vAlign w:val="top"/>
+                </w:tcPr>
+                <w:p>
+                  <w:pPr>
+                    <w:spacing w:after="40" w:before="0"/>
+                    <w:jc w:val="left"/>
+                  </w:pPr>
+                  <w:r>
+                    <w:rPr>
+                      <w:rFonts w:ascii="Arial" w:cs="Arial" w:eastAsia="Arial" w:hAnsi="Arial"/>
+                      <w:b/>
+                      <w:bCs/>
+                      <w:i w:val="false"/>
+                      <w:iCs w:val="false"/>
+                      <w:color w:val="000000"/>
+                      <w:sz w:val="18"/>
+                      <w:szCs w:val="18"/>
+                    </w:rPr>
+                    <w:t xml:space="preserve">Jar</w:t>
+                  </w:r>
+                </w:p>
+              </w:tc>
+              <w:tc>
+                <w:tcPr>
+                  <w:tcW w:type="dxa" w:w="880"/>
+                  <w:shd w:fill="D5E8F0" w:color="auto" w:val="clear"/>
+                  <w:tcMar>
+                    <w:top w:type="dxa" w:w="60"/>
+                    <w:left w:type="dxa" w:w="120"/>
+                    <w:bottom w:type="dxa" w:w="60"/>
+                    <w:right w:type="dxa" w:w="120"/>
+                  </w:tcMar>
+                  <w:vAlign w:val="top"/>
+                </w:tcPr>
+                <w:p>
+                  <w:pPr>
+                    <w:spacing w:after="40" w:before="0"/>
+                    <w:jc w:val="left"/>
+                  </w:pPr>
+                  <w:r>
+                    <w:rPr>
+                      <w:rFonts w:ascii="Arial" w:cs="Arial" w:eastAsia="Arial" w:hAnsi="Arial"/>
+                      <w:b/>
+                      <w:bCs/>
+                      <w:i w:val="false"/>
+                      <w:iCs w:val="false"/>
+                      <w:color w:val="000000"/>
+                      <w:sz w:val="18"/>
+                      <w:szCs w:val="18"/>
+                    </w:rPr>
+                    <w:t xml:space="preserve">Conditions</w:t>
+                  </w:r>
+                </w:p>
+              </w:tc>
+              <w:tc>
+                <w:tcPr>
+                  <w:tcW w:type="dxa" w:w="880"/>
+                  <w:shd w:fill="D5E8F0" w:color="auto" w:val="clear"/>
+                  <w:tcMar>
+                    <w:top w:type="dxa" w:w="60"/>
+                    <w:left w:type="dxa" w:w="120"/>
+                    <w:bottom w:type="dxa" w:w="60"/>
+                    <w:right w:type="dxa" w:w="120"/>
+                  </w:tcMar>
+                  <w:vAlign w:val="top"/>
+                </w:tcPr>
+                <w:p>
+                  <w:pPr>
+                    <w:spacing w:after="40" w:before="0"/>
+                    <w:jc w:val="left"/>
+                  </w:pPr>
+                  <w:r>
+                    <w:rPr>
+                      <w:rFonts w:ascii="Arial" w:cs="Arial" w:eastAsia="Arial" w:hAnsi="Arial"/>
+                      <w:b/>
+                      <w:bCs/>
+                      <w:i w:val="false"/>
+                      <w:iCs w:val="false"/>
+                      <w:color w:val="000000"/>
+                      <w:sz w:val="18"/>
+                      <w:szCs w:val="18"/>
+                    </w:rPr>
+                    <w:t xml:space="preserve">Seeds germinated (out of 20)</w:t>
+                  </w:r>
+                </w:p>
+              </w:tc>
+            </w:tr>
+            <w:tr>
+              <w:tc>
+                <w:tcPr>
+                  <w:tcW w:type="dxa" w:w="880"/>
+                  <w:shd w:fill="FFFFFF" w:color="auto" w:val="clear"/>
+                  <w:tcMar>
+                    <w:top w:type="dxa" w:w="60"/>
+                    <w:left w:type="dxa" w:w="120"/>
+                    <w:bottom w:type="dxa" w:w="60"/>
+                    <w:right w:type="dxa" w:w="120"/>
+                  </w:tcMar>
+                  <w:vAlign w:val="top"/>
+                </w:tcPr>
+                <w:p>
+                  <w:pPr>
+                    <w:spacing w:after="40" w:before="0"/>
+                    <w:jc w:val="left"/>
+                  </w:pPr>
+                  <w:r>
+                    <w:rPr>
+                      <w:rFonts w:ascii="Arial" w:cs="Arial" w:eastAsia="Arial" w:hAnsi="Arial"/>
+                      <w:b w:val="false"/>
+                      <w:bCs w:val="false"/>
+                      <w:i w:val="false"/>
+                      <w:iCs w:val="false"/>
+                      <w:color w:val="000000"/>
+                      <w:sz w:val="18"/>
+                      <w:szCs w:val="18"/>
+                    </w:rPr>
+                    <w:t xml:space="preserve">A</w:t>
+                  </w:r>
+                </w:p>
+              </w:tc>
+              <w:tc>
+                <w:tcPr>
+                  <w:tcW w:type="dxa" w:w="880"/>
+                  <w:shd w:fill="FFFFFF" w:color="auto" w:val="clear"/>
+                  <w:tcMar>
+                    <w:top w:type="dxa" w:w="60"/>
+                    <w:left w:type="dxa" w:w="120"/>
+                    <w:bottom w:type="dxa" w:w="60"/>
+                    <w:right w:type="dxa" w:w="120"/>
+                  </w:tcMar>
+                  <w:vAlign w:val="top"/>
+                </w:tcPr>
+                <w:p>
+                  <w:pPr>
+                    <w:spacing w:after="40" w:before="0"/>
+                    <w:jc w:val="left"/>
+                  </w:pPr>
+                  <w:r>
+                    <w:rPr>
+                      <w:rFonts w:ascii="Arial" w:cs="Arial" w:eastAsia="Arial" w:hAnsi="Arial"/>
+                      <w:b w:val="false"/>
+                      <w:bCs w:val="false"/>
+                      <w:i w:val="false"/>
+                      <w:iCs w:val="false"/>
+                      <w:color w:val="000000"/>
+                      <w:sz w:val="18"/>
+                      <w:szCs w:val="18"/>
+                    </w:rPr>
+                    <w:t xml:space="preserve">Water + air + 25 C</w:t>
+                  </w:r>
+                </w:p>
+              </w:tc>
+              <w:tc>
+                <w:tcPr>
+                  <w:tcW w:type="dxa" w:w="880"/>
+                  <w:shd w:fill="FFFFFF" w:color="auto" w:val="clear"/>
+                  <w:tcMar>
+                    <w:top w:type="dxa" w:w="60"/>
+                    <w:left w:type="dxa" w:w="120"/>
+                    <w:bottom w:type="dxa" w:w="60"/>
+                    <w:right w:type="dxa" w:w="120"/>
+                  </w:tcMar>
+                  <w:vAlign w:val="top"/>
+                </w:tcPr>
+                <w:p>
+                  <w:pPr>
+                    <w:spacing w:after="40" w:before="0"/>
+                    <w:jc w:val="left"/>
+                  </w:pPr>
+                  <w:r>
+                    <w:rPr>
+                      <w:rFonts w:ascii="Arial" w:cs="Arial" w:eastAsia="Arial" w:hAnsi="Arial"/>
+                      <w:b w:val="false"/>
+                      <w:bCs w:val="false"/>
+                      <w:i w:val="false"/>
+                      <w:iCs w:val="false"/>
+                      <w:color w:val="000000"/>
+                      <w:sz w:val="18"/>
+                      <w:szCs w:val="18"/>
+                    </w:rPr>
+                    <w:t xml:space="preserve">18</w:t>
+                  </w:r>
+                </w:p>
+              </w:tc>
+            </w:tr>
+            <w:tr>
+              <w:tc>
+                <w:tcPr>
+                  <w:tcW w:type="dxa" w:w="880"/>
+                  <w:shd w:fill="FFFFFF" w:color="auto" w:val="clear"/>
+                  <w:tcMar>
+                    <w:top w:type="dxa" w:w="60"/>
+                    <w:left w:type="dxa" w:w="120"/>
+                    <w:bottom w:type="dxa" w:w="60"/>
+                    <w:right w:type="dxa" w:w="120"/>
+                  </w:tcMar>
+                  <w:vAlign w:val="top"/>
+                </w:tcPr>
+                <w:p>
+                  <w:pPr>
+                    <w:spacing w:after="40" w:before="0"/>
+                    <w:jc w:val="left"/>
+                  </w:pPr>
+                  <w:r>
+                    <w:rPr>
+                      <w:rFonts w:ascii="Arial" w:cs="Arial" w:eastAsia="Arial" w:hAnsi="Arial"/>
+                      <w:b w:val="false"/>
+                      <w:bCs w:val="false"/>
+                      <w:i w:val="false"/>
+                      <w:iCs w:val="false"/>
+                      <w:color w:val="000000"/>
+                      <w:sz w:val="18"/>
+                      <w:szCs w:val="18"/>
+                    </w:rPr>
+                    <w:t xml:space="preserve">B</w:t>
+                  </w:r>
+                </w:p>
+              </w:tc>
+              <w:tc>
+                <w:tcPr>
+                  <w:tcW w:type="dxa" w:w="880"/>
+                  <w:shd w:fill="FFFFFF" w:color="auto" w:val="clear"/>
+                  <w:tcMar>
+                    <w:top w:type="dxa" w:w="60"/>
+                    <w:left w:type="dxa" w:w="120"/>
+                    <w:bottom w:type="dxa" w:w="60"/>
+                    <w:right w:type="dxa" w:w="120"/>
+                  </w:tcMar>
+                  <w:vAlign w:val="top"/>
+                </w:tcPr>
+                <w:p>
+                  <w:pPr>
+                    <w:spacing w:after="40" w:before="0"/>
+                    <w:jc w:val="left"/>
+                  </w:pPr>
+                  <w:r>
+                    <w:rPr>
+                      <w:rFonts w:ascii="Arial" w:cs="Arial" w:eastAsia="Arial" w:hAnsi="Arial"/>
+                      <w:b w:val="false"/>
+                      <w:bCs w:val="false"/>
+                      <w:i w:val="false"/>
+                      <w:iCs w:val="false"/>
+                      <w:color w:val="000000"/>
+                      <w:sz w:val="18"/>
+                      <w:szCs w:val="18"/>
+                    </w:rPr>
+                    <w:t xml:space="preserve">Dry</w:t>
+                  </w:r>
+                </w:p>
+              </w:tc>
+              <w:tc>
+                <w:tcPr>
+                  <w:tcW w:type="dxa" w:w="880"/>
+                  <w:shd w:fill="FFFFFF" w:color="auto" w:val="clear"/>
+                  <w:tcMar>
+                    <w:top w:type="dxa" w:w="60"/>
+                    <w:left w:type="dxa" w:w="120"/>
+                    <w:bottom w:type="dxa" w:w="60"/>
+                    <w:right w:type="dxa" w:w="120"/>
+                  </w:tcMar>
+                  <w:vAlign w:val="top"/>
+                </w:tcPr>
+                <w:p>
+                  <w:pPr>
+                    <w:spacing w:after="40" w:before="0"/>
+                    <w:jc w:val="left"/>
+                  </w:pPr>
+                  <w:r>
+                    <w:rPr>
+                      <w:rFonts w:ascii="Arial" w:cs="Arial" w:eastAsia="Arial" w:hAnsi="Arial"/>
+                      <w:b w:val="false"/>
+                      <w:bCs w:val="false"/>
+                      <w:i w:val="false"/>
+                      <w:iCs w:val="false"/>
+                      <w:color w:val="000000"/>
+                      <w:sz w:val="18"/>
+                      <w:szCs w:val="18"/>
+                    </w:rPr>
+                    <w:t xml:space="preserve">0</w:t>
+                  </w:r>
+                </w:p>
+              </w:tc>
+            </w:tr>
+            <w:tr>
+              <w:tc>
+                <w:tcPr>
+                  <w:tcW w:type="dxa" w:w="880"/>
+                  <w:shd w:fill="FFFFFF" w:color="auto" w:val="clear"/>
+                  <w:tcMar>
+                    <w:top w:type="dxa" w:w="60"/>
+                    <w:left w:type="dxa" w:w="120"/>
+                    <w:bottom w:type="dxa" w:w="60"/>
+                    <w:right w:type="dxa" w:w="120"/>
+                  </w:tcMar>
+                  <w:vAlign w:val="top"/>
+                </w:tcPr>
+                <w:p>
+                  <w:pPr>
+                    <w:spacing w:after="40" w:before="0"/>
+                    <w:jc w:val="left"/>
+                  </w:pPr>
+                  <w:r>
+                    <w:rPr>
+                      <w:rFonts w:ascii="Arial" w:cs="Arial" w:eastAsia="Arial" w:hAnsi="Arial"/>
+                      <w:b w:val="false"/>
+                      <w:bCs w:val="false"/>
+                      <w:i w:val="false"/>
+                      <w:iCs w:val="false"/>
+                      <w:color w:val="000000"/>
+                      <w:sz w:val="18"/>
+                      <w:szCs w:val="18"/>
+                    </w:rPr>
+                    <w:t xml:space="preserve">C</w:t>
+                  </w:r>
+                </w:p>
+              </w:tc>
+              <w:tc>
+                <w:tcPr>
+                  <w:tcW w:type="dxa" w:w="880"/>
+                  <w:shd w:fill="FFFFFF" w:color="auto" w:val="clear"/>
+                  <w:tcMar>
+                    <w:top w:type="dxa" w:w="60"/>
+                    <w:left w:type="dxa" w:w="120"/>
+                    <w:bottom w:type="dxa" w:w="60"/>
+                    <w:right w:type="dxa" w:w="120"/>
+                  </w:tcMar>
+                  <w:vAlign w:val="top"/>
+                </w:tcPr>
+                <w:p>
+                  <w:pPr>
+                    <w:spacing w:after="40" w:before="0"/>
+                    <w:jc w:val="left"/>
+                  </w:pPr>
+                  <w:r>
+                    <w:rPr>
+                      <w:rFonts w:ascii="Arial" w:cs="Arial" w:eastAsia="Arial" w:hAnsi="Arial"/>
+                      <w:b w:val="false"/>
+                      <w:bCs w:val="false"/>
+                      <w:i w:val="false"/>
+                      <w:iCs w:val="false"/>
+                      <w:color w:val="000000"/>
+                      <w:sz w:val="18"/>
+                      <w:szCs w:val="18"/>
+                    </w:rPr>
+                    <w:t xml:space="preserve">No air (submerged in boiled, cooled water with oil layer)</w:t>
+                  </w:r>
+                </w:p>
+              </w:tc>
+              <w:tc>
+                <w:tcPr>
+                  <w:tcW w:type="dxa" w:w="880"/>
+                  <w:shd w:fill="FFFFFF" w:color="auto" w:val="clear"/>
+                  <w:tcMar>
+                    <w:top w:type="dxa" w:w="60"/>
+                    <w:left w:type="dxa" w:w="120"/>
+                    <w:bottom w:type="dxa" w:w="60"/>
+                    <w:right w:type="dxa" w:w="120"/>
+                  </w:tcMar>
+                  <w:vAlign w:val="top"/>
+                </w:tcPr>
+                <w:p>
+                  <w:pPr>
+                    <w:spacing w:after="40" w:before="0"/>
+                    <w:jc w:val="left"/>
+                  </w:pPr>
+                  <w:r>
+                    <w:rPr>
+                      <w:rFonts w:ascii="Arial" w:cs="Arial" w:eastAsia="Arial" w:hAnsi="Arial"/>
+                      <w:b w:val="false"/>
+                      <w:bCs w:val="false"/>
+                      <w:i w:val="false"/>
+                      <w:iCs w:val="false"/>
+                      <w:color w:val="000000"/>
+                      <w:sz w:val="18"/>
+                      <w:szCs w:val="18"/>
+                    </w:rPr>
+                    <w:t xml:space="preserve">1</w:t>
+                  </w:r>
+                </w:p>
+              </w:tc>
+            </w:tr>
+            <w:tr>
+              <w:tc>
+                <w:tcPr>
+                  <w:tcW w:type="dxa" w:w="880"/>
+                  <w:shd w:fill="FFFFFF" w:color="auto" w:val="clear"/>
+                  <w:tcMar>
+                    <w:top w:type="dxa" w:w="60"/>
+                    <w:left w:type="dxa" w:w="120"/>
+                    <w:bottom w:type="dxa" w:w="60"/>
+                    <w:right w:type="dxa" w:w="120"/>
+                  </w:tcMar>
+                  <w:vAlign w:val="top"/>
+                </w:tcPr>
+                <w:p>
+                  <w:pPr>
+                    <w:spacing w:after="40" w:before="0"/>
+                    <w:jc w:val="left"/>
+                  </w:pPr>
+                  <w:r>
+                    <w:rPr>
+                      <w:rFonts w:ascii="Arial" w:cs="Arial" w:eastAsia="Arial" w:hAnsi="Arial"/>
+                      <w:b w:val="false"/>
+                      <w:bCs w:val="false"/>
+                      <w:i w:val="false"/>
+                      <w:iCs w:val="false"/>
+                      <w:color w:val="000000"/>
+                      <w:sz w:val="18"/>
+                      <w:szCs w:val="18"/>
+                    </w:rPr>
+                    <w:t xml:space="preserve">D</w:t>
+                  </w:r>
+                </w:p>
+              </w:tc>
+              <w:tc>
+                <w:tcPr>
+                  <w:tcW w:type="dxa" w:w="880"/>
+                  <w:shd w:fill="FFFFFF" w:color="auto" w:val="clear"/>
+                  <w:tcMar>
+                    <w:top w:type="dxa" w:w="60"/>
+                    <w:left w:type="dxa" w:w="120"/>
+                    <w:bottom w:type="dxa" w:w="60"/>
+                    <w:right w:type="dxa" w:w="120"/>
+                  </w:tcMar>
+                  <w:vAlign w:val="top"/>
+                </w:tcPr>
+                <w:p>
+                  <w:pPr>
+                    <w:spacing w:after="40" w:before="0"/>
+                    <w:jc w:val="left"/>
+                  </w:pPr>
+                  <w:r>
+                    <w:rPr>
+                      <w:rFonts w:ascii="Arial" w:cs="Arial" w:eastAsia="Arial" w:hAnsi="Arial"/>
+                      <w:b w:val="false"/>
+                      <w:bCs w:val="false"/>
+                      <w:i w:val="false"/>
+                      <w:iCs w:val="false"/>
+                      <w:color w:val="000000"/>
+                      <w:sz w:val="18"/>
+                      <w:szCs w:val="18"/>
+                    </w:rPr>
+                    <w:t xml:space="preserve">Cold (fridge, 4 C)</w:t>
+                  </w:r>
+                </w:p>
+              </w:tc>
+              <w:tc>
+                <w:tcPr>
+                  <w:tcW w:type="dxa" w:w="880"/>
+                  <w:shd w:fill="FFFFFF" w:color="auto" w:val="clear"/>
+                  <w:tcMar>
+                    <w:top w:type="dxa" w:w="60"/>
+                    <w:left w:type="dxa" w:w="120"/>
+                    <w:bottom w:type="dxa" w:w="60"/>
+                    <w:right w:type="dxa" w:w="120"/>
+                  </w:tcMar>
+                  <w:vAlign w:val="top"/>
+                </w:tcPr>
+                <w:p>
+                  <w:pPr>
+                    <w:spacing w:after="40" w:before="0"/>
+                    <w:jc w:val="left"/>
+                  </w:pPr>
+                  <w:r>
+                    <w:rPr>
+                      <w:rFonts w:ascii="Arial" w:cs="Arial" w:eastAsia="Arial" w:hAnsi="Arial"/>
+                      <w:b w:val="false"/>
+                      <w:bCs w:val="false"/>
+                      <w:i w:val="false"/>
+                      <w:iCs w:val="false"/>
+                      <w:color w:val="000000"/>
+                      <w:sz w:val="18"/>
+                      <w:szCs w:val="18"/>
+                    </w:rPr>
+                    <w:t xml:space="preserve">0</w:t>
+                  </w:r>
+                </w:p>
+              </w:tc>
+            </w:tr>
+          </w:tbl>
+          <w:p>
+            <w:pPr>
+              <w:spacing w:after="60" w:before="0"/>
+              <w:jc w:val="left"/>
+            </w:pPr>
+            <w:r>
+              <w:rPr>
+                <w:rFonts w:ascii="Arial" w:cs="Arial" w:eastAsia="Arial" w:hAnsi="Arial"/>
+                <w:b w:val="false"/>
+                <w:bCs w:val="false"/>
+                <w:i w:val="false"/>
+                <w:iCs w:val="false"/>
+                <w:color w:val="000000"/>
+                <w:sz w:val="18"/>
+                <w:szCs w:val="18"/>
+              </w:rPr>
+              <w:t xml:space="preserve"/>
+            </w:r>
+          </w:p>
+          <w:p>
+            <w:pPr>
+              <w:spacing w:after="40" w:before="0"/>
+              <w:jc w:val="left"/>
+            </w:pPr>
+            <w:r>
+              <w:rPr>
+                <w:rFonts w:ascii="Arial" w:cs="Arial" w:eastAsia="Arial" w:hAnsi="Arial"/>
+                <w:b/>
+                <w:bCs/>
+                <w:i w:val="false"/>
+                <w:iCs w:val="false"/>
+                <w:color w:val="000000"/>
+                <w:sz w:val="18"/>
+                <w:szCs w:val="18"/>
+              </w:rPr>
+              <w:t xml:space="preserve"/>
+            </w:r>
+          </w:p>
+          <w:p>
+            <w:pPr>
+              <w:spacing w:after="40" w:before="0"/>
+              <w:jc w:val="left"/>
+            </w:pPr>
+            <w:r>
+              <w:rPr>
+                <w:rFonts w:ascii="Arial" w:cs="Arial" w:eastAsia="Arial" w:hAnsi="Arial"/>
+                <w:b/>
+                <w:bCs/>
+                <w:i w:val="false"/>
+                <w:iCs w:val="false"/>
+                <w:color w:val="000000"/>
+                <w:sz w:val="18"/>
+                <w:szCs w:val="18"/>
+              </w:rPr>
+              <w:t xml:space="preserve">Write a CER explanation of which conditions a viable, non-dormant seed needs to germinate. Then use the table, and the numbers of seeds that failed in the waterlogged low patch of Mr. Wafula's field, to explain what may have happened there. Say how the jar and the field are alike and how they are different.</w:t>
+            </w:r>
+          </w:p>
+          <w:p>
+            <w:pPr>
+              <w:spacing w:after="60" w:before="0"/>
+              <w:jc w:val="left"/>
+            </w:pPr>
+            <w:r>
+              <w:rPr>
+                <w:rFonts w:ascii="Arial" w:cs="Arial" w:eastAsia="Arial" w:hAnsi="Arial"/>
+                <w:b w:val="false"/>
+                <w:bCs w:val="false"/>
+                <w:i w:val="false"/>
+                <w:iCs w:val="false"/>
+                <w:color w:val="000000"/>
+                <w:sz w:val="18"/>
+                <w:szCs w:val="18"/>
+              </w:rPr>
+              <w:t xml:space="preserve"/>
             </w:r>
           </w:p>
         </w:tc>
@@ -605,7 +1911,7 @@
                 <w:sz w:val="18"/>
                 <w:szCs w:val="18"/>
               </w:rPr>
-              <w:t xml:space="preserve">(a) Maize shows hypogeal germination: the cotyledon stays below the ground and the shoot grows up. Bean shows epigeal germination: the cotyledons are lifted above the ground as the stem grows. (b) Primary growth is an increase in length. It happens at the apical meristems at the tips of roots and shoots, where cells divide and then elongate. Secondary growth is an increase in girth (thickness). It happens at lateral meristems, the vascular cambium and cork cambium, in dicots and woody plants such as Grevillea and Eucalyptus. (c) In the bean (dicot) stem, the vascular bundles were in a ring with cambium between the xylem and phloem, so the stem can thicken. In the maize (monocot) stem, the bundles were scattered and there was no cambium, so maize grows mainly in length. (d) The growth curve was S-shaped: a slow start (lag phase), a rapid growth phase, then a levelling off. This shows that the rate of growth changes over time and that the two crops can differ in how fast and how tall they grow even when planted on the same day. Maize grew faster and taller than beans in the same period.</w:t>
+              <w:t xml:space="preserve">Claim: A viable, non-dormant seed needs water, oxygen (air) and a suitable temperature to germinate. Evidence: In Jar A, which had water, air and 25 C, 18 of 20 seeds germinated. When one condition was missing, almost none germinated: 0 in the dry jar B, 1 in jar C with no air, and 0 in the cold jar D at 4 C. Reasoning: Water activates the enzymes and metabolism in the embryo, and the stored food then supplies energy and materials for the growing radicle. Oxygen is needed for respiration to release that energy. A suitable temperature lets the enzymes work. If any one is missing, germination fails. In Mr. Wafula's waterlogged low patch, 3 maize and 6 bean seeds failed. Waterlogged soil has little oxygen, so the lack of oxygen is the likely reason, as jar C suggests, although we did not test the patch itself. The jar and the patch are alike because in both, a lack of oxygen is linked to seeds failing to germinate. They are different because the jar was a controlled test with 20 seeds and one condition changed at a time, while the patch was part of a field where we only counted the 3 maize and 6 bean seeds that failed and did not measure the oxygen. This shows that conditions in a particular spot in the field matter, not just the date or the rainfall.</w:t>
             </w:r>
           </w:p>
         </w:tc>
@@ -666,7 +1972,7 @@
                 <w:sz w:val="22"/>
                 <w:szCs w:val="22"/>
               </w:rPr>
-              <w:t xml:space="preserve">Section 4: Hormones and your final CER explanation</w:t>
+              <w:t xml:space="preserve">Part 4: Growth after emergence</w:t>
             </w:r>
           </w:p>
         </w:tc>
@@ -700,7 +2006,803 @@
                 <w:sz w:val="18"/>
                 <w:szCs w:val="18"/>
               </w:rPr>
-              <w:t xml:space="preserve">Write your final explanation to answer the driving question: What causes the differences in germination, emergence and growth of maize and bean plants? Claim: state your answer in one or two sentences. Evidence: give at least three pieces of evidence from different lessons, including at least one about hormones (for example, the bean seedling with its tip removed). Reasoning: link your evidence to your claim and explain how hormones work together with water, oxygen, temperature and seed structure. Finally, say how your Day 1 model or drawing has changed, and describe one thing you added.</w:t>
+              <w:t xml:space="preserve">After emergence the two crops grew differently. Use this data from Mr. Wafula's field (mean shoot height of 10 seedlings, in cm).</w:t>
+            </w:r>
+          </w:p>
+          <w:p>
+            <w:pPr>
+              <w:spacing w:after="40" w:before="0"/>
+              <w:jc w:val="left"/>
+            </w:pPr>
+            <w:r>
+              <w:rPr>
+                <w:rFonts w:ascii="Arial" w:cs="Arial" w:eastAsia="Arial" w:hAnsi="Arial"/>
+                <w:b/>
+                <w:bCs/>
+                <w:i w:val="false"/>
+                <w:iCs w:val="false"/>
+                <w:color w:val="000000"/>
+                <w:sz w:val="18"/>
+                <w:szCs w:val="18"/>
+              </w:rPr>
+              <w:t xml:space="preserve"/>
+            </w:r>
+          </w:p>
+          <w:tbl>
+            <w:tblPr>
+              <w:tblW w:type="dxa" w:w="2640"/>
+              <w:tblBorders>
+                <w:top w:val="single" w:color="AAAAAA" w:sz="4"/>
+                <w:left w:val="single" w:color="AAAAAA" w:sz="4"/>
+                <w:bottom w:val="single" w:color="AAAAAA" w:sz="4"/>
+                <w:right w:val="single" w:color="AAAAAA" w:sz="4"/>
+                <w:insideH w:val="single" w:color="auto" w:sz="4"/>
+                <w:insideV w:val="single" w:color="auto" w:sz="4"/>
+              </w:tblBorders>
+              <w:tblLayout w:type="fixed"/>
+            </w:tblPr>
+            <w:tblGrid>
+              <w:gridCol w:w="377"/>
+              <w:gridCol w:w="377"/>
+              <w:gridCol w:w="377"/>
+              <w:gridCol w:w="377"/>
+              <w:gridCol w:w="377"/>
+              <w:gridCol w:w="377"/>
+              <w:gridCol w:w="378"/>
+            </w:tblGrid>
+            <w:tr>
+              <w:tc>
+                <w:tcPr>
+                  <w:tcW w:type="dxa" w:w="377"/>
+                  <w:shd w:fill="D5E8F0" w:color="auto" w:val="clear"/>
+                  <w:tcMar>
+                    <w:top w:type="dxa" w:w="60"/>
+                    <w:left w:type="dxa" w:w="120"/>
+                    <w:bottom w:type="dxa" w:w="60"/>
+                    <w:right w:type="dxa" w:w="120"/>
+                  </w:tcMar>
+                  <w:vAlign w:val="top"/>
+                </w:tcPr>
+                <w:p>
+                  <w:pPr>
+                    <w:spacing w:after="40" w:before="0"/>
+                    <w:jc w:val="left"/>
+                  </w:pPr>
+                  <w:r>
+                    <w:rPr>
+                      <w:rFonts w:ascii="Arial" w:cs="Arial" w:eastAsia="Arial" w:hAnsi="Arial"/>
+                      <w:b/>
+                      <w:bCs/>
+                      <w:i w:val="false"/>
+                      <w:iCs w:val="false"/>
+                      <w:color w:val="000000"/>
+                      <w:sz w:val="18"/>
+                      <w:szCs w:val="18"/>
+                    </w:rPr>
+                    <w:t xml:space="preserve">Day</w:t>
+                  </w:r>
+                </w:p>
+              </w:tc>
+              <w:tc>
+                <w:tcPr>
+                  <w:tcW w:type="dxa" w:w="377"/>
+                  <w:shd w:fill="D5E8F0" w:color="auto" w:val="clear"/>
+                  <w:tcMar>
+                    <w:top w:type="dxa" w:w="60"/>
+                    <w:left w:type="dxa" w:w="120"/>
+                    <w:bottom w:type="dxa" w:w="60"/>
+                    <w:right w:type="dxa" w:w="120"/>
+                  </w:tcMar>
+                  <w:vAlign w:val="top"/>
+                </w:tcPr>
+                <w:p>
+                  <w:pPr>
+                    <w:spacing w:after="40" w:before="0"/>
+                    <w:jc w:val="left"/>
+                  </w:pPr>
+                  <w:r>
+                    <w:rPr>
+                      <w:rFonts w:ascii="Arial" w:cs="Arial" w:eastAsia="Arial" w:hAnsi="Arial"/>
+                      <w:b/>
+                      <w:bCs/>
+                      <w:i w:val="false"/>
+                      <w:iCs w:val="false"/>
+                      <w:color w:val="000000"/>
+                      <w:sz w:val="18"/>
+                      <w:szCs w:val="18"/>
+                    </w:rPr>
+                    <w:t xml:space="preserve">7</w:t>
+                  </w:r>
+                </w:p>
+              </w:tc>
+              <w:tc>
+                <w:tcPr>
+                  <w:tcW w:type="dxa" w:w="377"/>
+                  <w:shd w:fill="D5E8F0" w:color="auto" w:val="clear"/>
+                  <w:tcMar>
+                    <w:top w:type="dxa" w:w="60"/>
+                    <w:left w:type="dxa" w:w="120"/>
+                    <w:bottom w:type="dxa" w:w="60"/>
+                    <w:right w:type="dxa" w:w="120"/>
+                  </w:tcMar>
+                  <w:vAlign w:val="top"/>
+                </w:tcPr>
+                <w:p>
+                  <w:pPr>
+                    <w:spacing w:after="40" w:before="0"/>
+                    <w:jc w:val="left"/>
+                  </w:pPr>
+                  <w:r>
+                    <w:rPr>
+                      <w:rFonts w:ascii="Arial" w:cs="Arial" w:eastAsia="Arial" w:hAnsi="Arial"/>
+                      <w:b/>
+                      <w:bCs/>
+                      <w:i w:val="false"/>
+                      <w:iCs w:val="false"/>
+                      <w:color w:val="000000"/>
+                      <w:sz w:val="18"/>
+                      <w:szCs w:val="18"/>
+                    </w:rPr>
+                    <w:t xml:space="preserve">14</w:t>
+                  </w:r>
+                </w:p>
+              </w:tc>
+              <w:tc>
+                <w:tcPr>
+                  <w:tcW w:type="dxa" w:w="377"/>
+                  <w:shd w:fill="D5E8F0" w:color="auto" w:val="clear"/>
+                  <w:tcMar>
+                    <w:top w:type="dxa" w:w="60"/>
+                    <w:left w:type="dxa" w:w="120"/>
+                    <w:bottom w:type="dxa" w:w="60"/>
+                    <w:right w:type="dxa" w:w="120"/>
+                  </w:tcMar>
+                  <w:vAlign w:val="top"/>
+                </w:tcPr>
+                <w:p>
+                  <w:pPr>
+                    <w:spacing w:after="40" w:before="0"/>
+                    <w:jc w:val="left"/>
+                  </w:pPr>
+                  <w:r>
+                    <w:rPr>
+                      <w:rFonts w:ascii="Arial" w:cs="Arial" w:eastAsia="Arial" w:hAnsi="Arial"/>
+                      <w:b/>
+                      <w:bCs/>
+                      <w:i w:val="false"/>
+                      <w:iCs w:val="false"/>
+                      <w:color w:val="000000"/>
+                      <w:sz w:val="18"/>
+                      <w:szCs w:val="18"/>
+                    </w:rPr>
+                    <w:t xml:space="preserve">21</w:t>
+                  </w:r>
+                </w:p>
+              </w:tc>
+              <w:tc>
+                <w:tcPr>
+                  <w:tcW w:type="dxa" w:w="377"/>
+                  <w:shd w:fill="D5E8F0" w:color="auto" w:val="clear"/>
+                  <w:tcMar>
+                    <w:top w:type="dxa" w:w="60"/>
+                    <w:left w:type="dxa" w:w="120"/>
+                    <w:bottom w:type="dxa" w:w="60"/>
+                    <w:right w:type="dxa" w:w="120"/>
+                  </w:tcMar>
+                  <w:vAlign w:val="top"/>
+                </w:tcPr>
+                <w:p>
+                  <w:pPr>
+                    <w:spacing w:after="40" w:before="0"/>
+                    <w:jc w:val="left"/>
+                  </w:pPr>
+                  <w:r>
+                    <w:rPr>
+                      <w:rFonts w:ascii="Arial" w:cs="Arial" w:eastAsia="Arial" w:hAnsi="Arial"/>
+                      <w:b/>
+                      <w:bCs/>
+                      <w:i w:val="false"/>
+                      <w:iCs w:val="false"/>
+                      <w:color w:val="000000"/>
+                      <w:sz w:val="18"/>
+                      <w:szCs w:val="18"/>
+                    </w:rPr>
+                    <w:t xml:space="preserve">28</w:t>
+                  </w:r>
+                </w:p>
+              </w:tc>
+              <w:tc>
+                <w:tcPr>
+                  <w:tcW w:type="dxa" w:w="377"/>
+                  <w:shd w:fill="D5E8F0" w:color="auto" w:val="clear"/>
+                  <w:tcMar>
+                    <w:top w:type="dxa" w:w="60"/>
+                    <w:left w:type="dxa" w:w="120"/>
+                    <w:bottom w:type="dxa" w:w="60"/>
+                    <w:right w:type="dxa" w:w="120"/>
+                  </w:tcMar>
+                  <w:vAlign w:val="top"/>
+                </w:tcPr>
+                <w:p>
+                  <w:pPr>
+                    <w:spacing w:after="40" w:before="0"/>
+                    <w:jc w:val="left"/>
+                  </w:pPr>
+                  <w:r>
+                    <w:rPr>
+                      <w:rFonts w:ascii="Arial" w:cs="Arial" w:eastAsia="Arial" w:hAnsi="Arial"/>
+                      <w:b/>
+                      <w:bCs/>
+                      <w:i w:val="false"/>
+                      <w:iCs w:val="false"/>
+                      <w:color w:val="000000"/>
+                      <w:sz w:val="18"/>
+                      <w:szCs w:val="18"/>
+                    </w:rPr>
+                    <w:t xml:space="preserve">35</w:t>
+                  </w:r>
+                </w:p>
+              </w:tc>
+              <w:tc>
+                <w:tcPr>
+                  <w:tcW w:type="dxa" w:w="378"/>
+                  <w:shd w:fill="D5E8F0" w:color="auto" w:val="clear"/>
+                  <w:tcMar>
+                    <w:top w:type="dxa" w:w="60"/>
+                    <w:left w:type="dxa" w:w="120"/>
+                    <w:bottom w:type="dxa" w:w="60"/>
+                    <w:right w:type="dxa" w:w="120"/>
+                  </w:tcMar>
+                  <w:vAlign w:val="top"/>
+                </w:tcPr>
+                <w:p>
+                  <w:pPr>
+                    <w:spacing w:after="40" w:before="0"/>
+                    <w:jc w:val="left"/>
+                  </w:pPr>
+                  <w:r>
+                    <w:rPr>
+                      <w:rFonts w:ascii="Arial" w:cs="Arial" w:eastAsia="Arial" w:hAnsi="Arial"/>
+                      <w:b/>
+                      <w:bCs/>
+                      <w:i w:val="false"/>
+                      <w:iCs w:val="false"/>
+                      <w:color w:val="000000"/>
+                      <w:sz w:val="18"/>
+                      <w:szCs w:val="18"/>
+                    </w:rPr>
+                    <w:t xml:space="preserve">42</w:t>
+                  </w:r>
+                </w:p>
+              </w:tc>
+            </w:tr>
+            <w:tr>
+              <w:tc>
+                <w:tcPr>
+                  <w:tcW w:type="dxa" w:w="377"/>
+                  <w:shd w:fill="FFFFFF" w:color="auto" w:val="clear"/>
+                  <w:tcMar>
+                    <w:top w:type="dxa" w:w="60"/>
+                    <w:left w:type="dxa" w:w="120"/>
+                    <w:bottom w:type="dxa" w:w="60"/>
+                    <w:right w:type="dxa" w:w="120"/>
+                  </w:tcMar>
+                  <w:vAlign w:val="top"/>
+                </w:tcPr>
+                <w:p>
+                  <w:pPr>
+                    <w:spacing w:after="40" w:before="0"/>
+                    <w:jc w:val="left"/>
+                  </w:pPr>
+                  <w:r>
+                    <w:rPr>
+                      <w:rFonts w:ascii="Arial" w:cs="Arial" w:eastAsia="Arial" w:hAnsi="Arial"/>
+                      <w:b w:val="false"/>
+                      <w:bCs w:val="false"/>
+                      <w:i w:val="false"/>
+                      <w:iCs w:val="false"/>
+                      <w:color w:val="000000"/>
+                      <w:sz w:val="18"/>
+                      <w:szCs w:val="18"/>
+                    </w:rPr>
+                    <w:t xml:space="preserve">Maize H614</w:t>
+                  </w:r>
+                </w:p>
+              </w:tc>
+              <w:tc>
+                <w:tcPr>
+                  <w:tcW w:type="dxa" w:w="377"/>
+                  <w:shd w:fill="FFFFFF" w:color="auto" w:val="clear"/>
+                  <w:tcMar>
+                    <w:top w:type="dxa" w:w="60"/>
+                    <w:left w:type="dxa" w:w="120"/>
+                    <w:bottom w:type="dxa" w:w="60"/>
+                    <w:right w:type="dxa" w:w="120"/>
+                  </w:tcMar>
+                  <w:vAlign w:val="top"/>
+                </w:tcPr>
+                <w:p>
+                  <w:pPr>
+                    <w:spacing w:after="40" w:before="0"/>
+                    <w:jc w:val="left"/>
+                  </w:pPr>
+                  <w:r>
+                    <w:rPr>
+                      <w:rFonts w:ascii="Arial" w:cs="Arial" w:eastAsia="Arial" w:hAnsi="Arial"/>
+                      <w:b w:val="false"/>
+                      <w:bCs w:val="false"/>
+                      <w:i w:val="false"/>
+                      <w:iCs w:val="false"/>
+                      <w:color w:val="000000"/>
+                      <w:sz w:val="18"/>
+                      <w:szCs w:val="18"/>
+                    </w:rPr>
+                    <w:t xml:space="preserve">3</w:t>
+                  </w:r>
+                </w:p>
+              </w:tc>
+              <w:tc>
+                <w:tcPr>
+                  <w:tcW w:type="dxa" w:w="377"/>
+                  <w:shd w:fill="FFFFFF" w:color="auto" w:val="clear"/>
+                  <w:tcMar>
+                    <w:top w:type="dxa" w:w="60"/>
+                    <w:left w:type="dxa" w:w="120"/>
+                    <w:bottom w:type="dxa" w:w="60"/>
+                    <w:right w:type="dxa" w:w="120"/>
+                  </w:tcMar>
+                  <w:vAlign w:val="top"/>
+                </w:tcPr>
+                <w:p>
+                  <w:pPr>
+                    <w:spacing w:after="40" w:before="0"/>
+                    <w:jc w:val="left"/>
+                  </w:pPr>
+                  <w:r>
+                    <w:rPr>
+                      <w:rFonts w:ascii="Arial" w:cs="Arial" w:eastAsia="Arial" w:hAnsi="Arial"/>
+                      <w:b w:val="false"/>
+                      <w:bCs w:val="false"/>
+                      <w:i w:val="false"/>
+                      <w:iCs w:val="false"/>
+                      <w:color w:val="000000"/>
+                      <w:sz w:val="18"/>
+                      <w:szCs w:val="18"/>
+                    </w:rPr>
+                    <w:t xml:space="preserve">12</w:t>
+                  </w:r>
+                </w:p>
+              </w:tc>
+              <w:tc>
+                <w:tcPr>
+                  <w:tcW w:type="dxa" w:w="377"/>
+                  <w:shd w:fill="FFFFFF" w:color="auto" w:val="clear"/>
+                  <w:tcMar>
+                    <w:top w:type="dxa" w:w="60"/>
+                    <w:left w:type="dxa" w:w="120"/>
+                    <w:bottom w:type="dxa" w:w="60"/>
+                    <w:right w:type="dxa" w:w="120"/>
+                  </w:tcMar>
+                  <w:vAlign w:val="top"/>
+                </w:tcPr>
+                <w:p>
+                  <w:pPr>
+                    <w:spacing w:after="40" w:before="0"/>
+                    <w:jc w:val="left"/>
+                  </w:pPr>
+                  <w:r>
+                    <w:rPr>
+                      <w:rFonts w:ascii="Arial" w:cs="Arial" w:eastAsia="Arial" w:hAnsi="Arial"/>
+                      <w:b w:val="false"/>
+                      <w:bCs w:val="false"/>
+                      <w:i w:val="false"/>
+                      <w:iCs w:val="false"/>
+                      <w:color w:val="000000"/>
+                      <w:sz w:val="18"/>
+                      <w:szCs w:val="18"/>
+                    </w:rPr>
+                    <w:t xml:space="preserve">30</w:t>
+                  </w:r>
+                </w:p>
+              </w:tc>
+              <w:tc>
+                <w:tcPr>
+                  <w:tcW w:type="dxa" w:w="377"/>
+                  <w:shd w:fill="FFFFFF" w:color="auto" w:val="clear"/>
+                  <w:tcMar>
+                    <w:top w:type="dxa" w:w="60"/>
+                    <w:left w:type="dxa" w:w="120"/>
+                    <w:bottom w:type="dxa" w:w="60"/>
+                    <w:right w:type="dxa" w:w="120"/>
+                  </w:tcMar>
+                  <w:vAlign w:val="top"/>
+                </w:tcPr>
+                <w:p>
+                  <w:pPr>
+                    <w:spacing w:after="40" w:before="0"/>
+                    <w:jc w:val="left"/>
+                  </w:pPr>
+                  <w:r>
+                    <w:rPr>
+                      <w:rFonts w:ascii="Arial" w:cs="Arial" w:eastAsia="Arial" w:hAnsi="Arial"/>
+                      <w:b w:val="false"/>
+                      <w:bCs w:val="false"/>
+                      <w:i w:val="false"/>
+                      <w:iCs w:val="false"/>
+                      <w:color w:val="000000"/>
+                      <w:sz w:val="18"/>
+                      <w:szCs w:val="18"/>
+                    </w:rPr>
+                    <w:t xml:space="preserve">62</w:t>
+                  </w:r>
+                </w:p>
+              </w:tc>
+              <w:tc>
+                <w:tcPr>
+                  <w:tcW w:type="dxa" w:w="377"/>
+                  <w:shd w:fill="FFFFFF" w:color="auto" w:val="clear"/>
+                  <w:tcMar>
+                    <w:top w:type="dxa" w:w="60"/>
+                    <w:left w:type="dxa" w:w="120"/>
+                    <w:bottom w:type="dxa" w:w="60"/>
+                    <w:right w:type="dxa" w:w="120"/>
+                  </w:tcMar>
+                  <w:vAlign w:val="top"/>
+                </w:tcPr>
+                <w:p>
+                  <w:pPr>
+                    <w:spacing w:after="40" w:before="0"/>
+                    <w:jc w:val="left"/>
+                  </w:pPr>
+                  <w:r>
+                    <w:rPr>
+                      <w:rFonts w:ascii="Arial" w:cs="Arial" w:eastAsia="Arial" w:hAnsi="Arial"/>
+                      <w:b w:val="false"/>
+                      <w:bCs w:val="false"/>
+                      <w:i w:val="false"/>
+                      <w:iCs w:val="false"/>
+                      <w:color w:val="000000"/>
+                      <w:sz w:val="18"/>
+                      <w:szCs w:val="18"/>
+                    </w:rPr>
+                    <w:t xml:space="preserve">98</w:t>
+                  </w:r>
+                </w:p>
+              </w:tc>
+              <w:tc>
+                <w:tcPr>
+                  <w:tcW w:type="dxa" w:w="378"/>
+                  <w:shd w:fill="FFFFFF" w:color="auto" w:val="clear"/>
+                  <w:tcMar>
+                    <w:top w:type="dxa" w:w="60"/>
+                    <w:left w:type="dxa" w:w="120"/>
+                    <w:bottom w:type="dxa" w:w="60"/>
+                    <w:right w:type="dxa" w:w="120"/>
+                  </w:tcMar>
+                  <w:vAlign w:val="top"/>
+                </w:tcPr>
+                <w:p>
+                  <w:pPr>
+                    <w:spacing w:after="40" w:before="0"/>
+                    <w:jc w:val="left"/>
+                  </w:pPr>
+                  <w:r>
+                    <w:rPr>
+                      <w:rFonts w:ascii="Arial" w:cs="Arial" w:eastAsia="Arial" w:hAnsi="Arial"/>
+                      <w:b w:val="false"/>
+                      <w:bCs w:val="false"/>
+                      <w:i w:val="false"/>
+                      <w:iCs w:val="false"/>
+                      <w:color w:val="000000"/>
+                      <w:sz w:val="18"/>
+                      <w:szCs w:val="18"/>
+                    </w:rPr>
+                    <w:t xml:space="preserve">125</w:t>
+                  </w:r>
+                </w:p>
+              </w:tc>
+            </w:tr>
+            <w:tr>
+              <w:tc>
+                <w:tcPr>
+                  <w:tcW w:type="dxa" w:w="377"/>
+                  <w:shd w:fill="FFFFFF" w:color="auto" w:val="clear"/>
+                  <w:tcMar>
+                    <w:top w:type="dxa" w:w="60"/>
+                    <w:left w:type="dxa" w:w="120"/>
+                    <w:bottom w:type="dxa" w:w="60"/>
+                    <w:right w:type="dxa" w:w="120"/>
+                  </w:tcMar>
+                  <w:vAlign w:val="top"/>
+                </w:tcPr>
+                <w:p>
+                  <w:pPr>
+                    <w:spacing w:after="40" w:before="0"/>
+                    <w:jc w:val="left"/>
+                  </w:pPr>
+                  <w:r>
+                    <w:rPr>
+                      <w:rFonts w:ascii="Arial" w:cs="Arial" w:eastAsia="Arial" w:hAnsi="Arial"/>
+                      <w:b w:val="false"/>
+                      <w:bCs w:val="false"/>
+                      <w:i w:val="false"/>
+                      <w:iCs w:val="false"/>
+                      <w:color w:val="000000"/>
+                      <w:sz w:val="18"/>
+                      <w:szCs w:val="18"/>
+                    </w:rPr>
+                    <w:t xml:space="preserve">Bean Rosecoco</w:t>
+                  </w:r>
+                </w:p>
+              </w:tc>
+              <w:tc>
+                <w:tcPr>
+                  <w:tcW w:type="dxa" w:w="377"/>
+                  <w:shd w:fill="FFFFFF" w:color="auto" w:val="clear"/>
+                  <w:tcMar>
+                    <w:top w:type="dxa" w:w="60"/>
+                    <w:left w:type="dxa" w:w="120"/>
+                    <w:bottom w:type="dxa" w:w="60"/>
+                    <w:right w:type="dxa" w:w="120"/>
+                  </w:tcMar>
+                  <w:vAlign w:val="top"/>
+                </w:tcPr>
+                <w:p>
+                  <w:pPr>
+                    <w:spacing w:after="40" w:before="0"/>
+                    <w:jc w:val="left"/>
+                  </w:pPr>
+                  <w:r>
+                    <w:rPr>
+                      <w:rFonts w:ascii="Arial" w:cs="Arial" w:eastAsia="Arial" w:hAnsi="Arial"/>
+                      <w:b w:val="false"/>
+                      <w:bCs w:val="false"/>
+                      <w:i w:val="false"/>
+                      <w:iCs w:val="false"/>
+                      <w:color w:val="000000"/>
+                      <w:sz w:val="18"/>
+                      <w:szCs w:val="18"/>
+                    </w:rPr>
+                    <w:t xml:space="preserve">4</w:t>
+                  </w:r>
+                </w:p>
+              </w:tc>
+              <w:tc>
+                <w:tcPr>
+                  <w:tcW w:type="dxa" w:w="377"/>
+                  <w:shd w:fill="FFFFFF" w:color="auto" w:val="clear"/>
+                  <w:tcMar>
+                    <w:top w:type="dxa" w:w="60"/>
+                    <w:left w:type="dxa" w:w="120"/>
+                    <w:bottom w:type="dxa" w:w="60"/>
+                    <w:right w:type="dxa" w:w="120"/>
+                  </w:tcMar>
+                  <w:vAlign w:val="top"/>
+                </w:tcPr>
+                <w:p>
+                  <w:pPr>
+                    <w:spacing w:after="40" w:before="0"/>
+                    <w:jc w:val="left"/>
+                  </w:pPr>
+                  <w:r>
+                    <w:rPr>
+                      <w:rFonts w:ascii="Arial" w:cs="Arial" w:eastAsia="Arial" w:hAnsi="Arial"/>
+                      <w:b w:val="false"/>
+                      <w:bCs w:val="false"/>
+                      <w:i w:val="false"/>
+                      <w:iCs w:val="false"/>
+                      <w:color w:val="000000"/>
+                      <w:sz w:val="18"/>
+                      <w:szCs w:val="18"/>
+                    </w:rPr>
+                    <w:t xml:space="preserve">9</w:t>
+                  </w:r>
+                </w:p>
+              </w:tc>
+              <w:tc>
+                <w:tcPr>
+                  <w:tcW w:type="dxa" w:w="377"/>
+                  <w:shd w:fill="FFFFFF" w:color="auto" w:val="clear"/>
+                  <w:tcMar>
+                    <w:top w:type="dxa" w:w="60"/>
+                    <w:left w:type="dxa" w:w="120"/>
+                    <w:bottom w:type="dxa" w:w="60"/>
+                    <w:right w:type="dxa" w:w="120"/>
+                  </w:tcMar>
+                  <w:vAlign w:val="top"/>
+                </w:tcPr>
+                <w:p>
+                  <w:pPr>
+                    <w:spacing w:after="40" w:before="0"/>
+                    <w:jc w:val="left"/>
+                  </w:pPr>
+                  <w:r>
+                    <w:rPr>
+                      <w:rFonts w:ascii="Arial" w:cs="Arial" w:eastAsia="Arial" w:hAnsi="Arial"/>
+                      <w:b w:val="false"/>
+                      <w:bCs w:val="false"/>
+                      <w:i w:val="false"/>
+                      <w:iCs w:val="false"/>
+                      <w:color w:val="000000"/>
+                      <w:sz w:val="18"/>
+                      <w:szCs w:val="18"/>
+                    </w:rPr>
+                    <w:t xml:space="preserve">18</w:t>
+                  </w:r>
+                </w:p>
+              </w:tc>
+              <w:tc>
+                <w:tcPr>
+                  <w:tcW w:type="dxa" w:w="377"/>
+                  <w:shd w:fill="FFFFFF" w:color="auto" w:val="clear"/>
+                  <w:tcMar>
+                    <w:top w:type="dxa" w:w="60"/>
+                    <w:left w:type="dxa" w:w="120"/>
+                    <w:bottom w:type="dxa" w:w="60"/>
+                    <w:right w:type="dxa" w:w="120"/>
+                  </w:tcMar>
+                  <w:vAlign w:val="top"/>
+                </w:tcPr>
+                <w:p>
+                  <w:pPr>
+                    <w:spacing w:after="40" w:before="0"/>
+                    <w:jc w:val="left"/>
+                  </w:pPr>
+                  <w:r>
+                    <w:rPr>
+                      <w:rFonts w:ascii="Arial" w:cs="Arial" w:eastAsia="Arial" w:hAnsi="Arial"/>
+                      <w:b w:val="false"/>
+                      <w:bCs w:val="false"/>
+                      <w:i w:val="false"/>
+                      <w:iCs w:val="false"/>
+                      <w:color w:val="000000"/>
+                      <w:sz w:val="18"/>
+                      <w:szCs w:val="18"/>
+                    </w:rPr>
+                    <w:t xml:space="preserve">30</w:t>
+                  </w:r>
+                </w:p>
+              </w:tc>
+              <w:tc>
+                <w:tcPr>
+                  <w:tcW w:type="dxa" w:w="377"/>
+                  <w:shd w:fill="FFFFFF" w:color="auto" w:val="clear"/>
+                  <w:tcMar>
+                    <w:top w:type="dxa" w:w="60"/>
+                    <w:left w:type="dxa" w:w="120"/>
+                    <w:bottom w:type="dxa" w:w="60"/>
+                    <w:right w:type="dxa" w:w="120"/>
+                  </w:tcMar>
+                  <w:vAlign w:val="top"/>
+                </w:tcPr>
+                <w:p>
+                  <w:pPr>
+                    <w:spacing w:after="40" w:before="0"/>
+                    <w:jc w:val="left"/>
+                  </w:pPr>
+                  <w:r>
+                    <w:rPr>
+                      <w:rFonts w:ascii="Arial" w:cs="Arial" w:eastAsia="Arial" w:hAnsi="Arial"/>
+                      <w:b w:val="false"/>
+                      <w:bCs w:val="false"/>
+                      <w:i w:val="false"/>
+                      <w:iCs w:val="false"/>
+                      <w:color w:val="000000"/>
+                      <w:sz w:val="18"/>
+                      <w:szCs w:val="18"/>
+                    </w:rPr>
+                    <w:t xml:space="preserve">40</w:t>
+                  </w:r>
+                </w:p>
+              </w:tc>
+              <w:tc>
+                <w:tcPr>
+                  <w:tcW w:type="dxa" w:w="378"/>
+                  <w:shd w:fill="FFFFFF" w:color="auto" w:val="clear"/>
+                  <w:tcMar>
+                    <w:top w:type="dxa" w:w="60"/>
+                    <w:left w:type="dxa" w:w="120"/>
+                    <w:bottom w:type="dxa" w:w="60"/>
+                    <w:right w:type="dxa" w:w="120"/>
+                  </w:tcMar>
+                  <w:vAlign w:val="top"/>
+                </w:tcPr>
+                <w:p>
+                  <w:pPr>
+                    <w:spacing w:after="40" w:before="0"/>
+                    <w:jc w:val="left"/>
+                  </w:pPr>
+                  <w:r>
+                    <w:rPr>
+                      <w:rFonts w:ascii="Arial" w:cs="Arial" w:eastAsia="Arial" w:hAnsi="Arial"/>
+                      <w:b w:val="false"/>
+                      <w:bCs w:val="false"/>
+                      <w:i w:val="false"/>
+                      <w:iCs w:val="false"/>
+                      <w:color w:val="000000"/>
+                      <w:sz w:val="18"/>
+                      <w:szCs w:val="18"/>
+                    </w:rPr>
+                    <w:t xml:space="preserve">44</w:t>
+                  </w:r>
+                </w:p>
+              </w:tc>
+            </w:tr>
+          </w:tbl>
+          <w:p>
+            <w:pPr>
+              <w:spacing w:after="60" w:before="0"/>
+              <w:jc w:val="left"/>
+            </w:pPr>
+            <w:r>
+              <w:rPr>
+                <w:rFonts w:ascii="Arial" w:cs="Arial" w:eastAsia="Arial" w:hAnsi="Arial"/>
+                <w:b w:val="false"/>
+                <w:bCs w:val="false"/>
+                <w:i w:val="false"/>
+                <w:iCs w:val="false"/>
+                <w:color w:val="000000"/>
+                <w:sz w:val="18"/>
+                <w:szCs w:val="18"/>
+              </w:rPr>
+              <w:t xml:space="preserve"/>
+            </w:r>
+          </w:p>
+          <w:p>
+            <w:pPr>
+              <w:spacing w:after="40" w:before="0"/>
+              <w:jc w:val="left"/>
+            </w:pPr>
+            <w:r>
+              <w:rPr>
+                <w:rFonts w:ascii="Arial" w:cs="Arial" w:eastAsia="Arial" w:hAnsi="Arial"/>
+                <w:b/>
+                <w:bCs/>
+                <w:i w:val="false"/>
+                <w:iCs w:val="false"/>
+                <w:color w:val="000000"/>
+                <w:sz w:val="18"/>
+                <w:szCs w:val="18"/>
+              </w:rPr>
+              <w:t xml:space="preserve"/>
+            </w:r>
+          </w:p>
+          <w:p>
+            <w:pPr>
+              <w:spacing w:after="40" w:before="0"/>
+              <w:jc w:val="left"/>
+            </w:pPr>
+            <w:r>
+              <w:rPr>
+                <w:rFonts w:ascii="Arial" w:cs="Arial" w:eastAsia="Arial" w:hAnsi="Arial"/>
+                <w:b/>
+                <w:bCs/>
+                <w:i w:val="false"/>
+                <w:iCs w:val="false"/>
+                <w:color w:val="000000"/>
+                <w:sz w:val="18"/>
+                <w:szCs w:val="18"/>
+              </w:rPr>
+              <w:t xml:space="preserve">Stem width at Day 14, 28 and 42 was 6, 14 and 22 mm for maize and 2, 4 and 6 mm for bean. Write a CER explanation of how the growth of maize and bean differ. In your answer: (a) say between which days each crop grew the most and how many centimetres it grew in that period; (b) say what shape a growth curve has and name the three phases, then say which phases you can see in the bean data and in the maize data up to Day 42; (c) explain what primary growth is and where it happens; (d) explain why maize gets thicker even though it does not make wood.</w:t>
+            </w:r>
+          </w:p>
+          <w:p>
+            <w:pPr>
+              <w:spacing w:after="60" w:before="0"/>
+              <w:jc w:val="left"/>
+            </w:pPr>
+            <w:r>
+              <w:rPr>
+                <w:rFonts w:ascii="Arial" w:cs="Arial" w:eastAsia="Arial" w:hAnsi="Arial"/>
+                <w:b w:val="false"/>
+                <w:bCs w:val="false"/>
+                <w:i w:val="false"/>
+                <w:iCs w:val="false"/>
+                <w:color w:val="000000"/>
+                <w:sz w:val="18"/>
+                <w:szCs w:val="18"/>
+              </w:rPr>
+              <w:t xml:space="preserve"/>
             </w:r>
           </w:p>
         </w:tc>
@@ -732,7 +2834,7 @@
                 <w:sz w:val="18"/>
                 <w:szCs w:val="18"/>
               </w:rPr>
-              <w:t xml:space="preserve">Claim: The farmer's maize and beans differed because their seeds have different structures, because the seeds met different conditions (water, oxygen, warmth) and had different dormancy status, and because growth in the plants is driven by different meristems and controlled by hormones. Evidence: (1) Maize has one cotyledon and a large endosperm, while bean has two cotyledons, and they emerge differently (maize hypogeal, bean epigeal). (2) Seeds with water, air and warmth germinated, while dry, low-oxygen, cool or boiled seeds did not, and seeds with dormancy-breaking treatments responded sooner than the control. (3) The bean stem has cambium and can thicken and branch, while the maize stem has none and grows mainly in length, and both showed S-shaped growth curves. (4) A bean seedling with its tip removed grew more side branches but was shorter, while the intact seedling grew taller with few branches. Reasoning: Stored food and seed structure decide how the embryo is supplied and how the seedling emerges. Water, oxygen and suitable temperature allow the embryo to grow, and dormancy or dead seeds explain why some healthy-looking seeds did not sprout. Once growing, cell division and elongation at apical meristems give length, and cambium gives thickness. Hormones coordinate all this: gibberellins and abscisic acid affect dormancy and germination time, auxin from the shoot tip causes apical dominance and shoot elongation, and cytokinins affect branching. Removing the tip removed the auxin, which released the side buds, so this supports the role of hormones. Growth is an increase in size, while development is the change in form and function as the seed becomes a mature plant. My Day 1 model only showed a seed and a shoot. I revised it to add the labelled seed structures, the conditions water, oxygen and warmth, dormancy, the meristems, and arrows for hormones.</w:t>
+              <w:t xml:space="preserve">Claim: Maize grows faster than bean, and its growth was still rapid at Day 42, while bean growth had slowed by then. Both follow the sigmoid pattern of growth, but the data show different parts of it. Evidence: Maize was taller from Day 14 onward and reached 125 cm by Day 42, while bean reached 44 cm. Maize grew most between Day 28 and Day 35 (36 cm, from 62 to 98 cm), while bean grew most between Day 21 and Day 28 (12 cm, from 18 to 30 cm). Bean growth then slowed to 4 cm between Day 35 and Day 42. Maize still grew 27 cm between Day 35 and Day 42, which is less than the 36 cm before. Stem width rose from 6 to 22 mm in maize and from 2 to 6 mm in bean. Reasoning: A sigmoid growth curve has a lag phase, a log (rapid, exponential) phase and a stationary phase. Maize has its steepest growth between about Day 21 and Day 35, and bean between about Day 14 and Day 28 before flattening, so the bean data show a slowing towards the stationary phase. Maize is only starting to slow by Day 42 and still rises by 27 cm in the last week, so we cannot yet see a stationary phase for maize in this data. Primary growth is growth in length of roots and shoots. It happens at the apical meristems, where cells divide, then elongate, then differentiate. Maize is a monocot with scattered vascular bundles and no vascular cambium, so it has no true secondary growth and makes no wood. Its stem thickens through primary growth. Secondary growth by the vascular cambium happens in woody dicots such as Grevillea robusta, which show annual rings.</w:t>
             </w:r>
           </w:p>
         </w:tc>
@@ -793,7 +2895,7 @@
                 <w:sz w:val="22"/>
                 <w:szCs w:val="22"/>
               </w:rPr>
-              <w:t xml:space="preserve">Section 5: Applying your understanding</w:t>
+              <w:t xml:space="preserve">Part 5: Hormones, apical dominance and your final model</w:t>
             </w:r>
           </w:p>
         </w:tc>
@@ -827,7 +2929,7 @@
                 <w:sz w:val="18"/>
                 <w:szCs w:val="18"/>
               </w:rPr>
-              <w:t xml:space="preserve">A farmer in Kakamega or Nyeri wants to improve germination and rooting for a school tree nursery. Give two practical pieces of advice, and explain each one using ideas from this unit. Mention one natural rooting source you tested.</w:t>
+              <w:t xml:space="preserve">Mr. Wafula compared two groups of Rosecoco bean plants. In one group the shoot tip was left intact; in the other the shoot tip was removed at Day 20. Mr. Wafula counted the branches on each group at Day 25 and Day 32. (a) Using what you learned about hormones, write a CER explanation of what you would expect the two groups to look like and why. Use the numbers of branches from Lesson 7. (b) Name the hormone made in the shoot tip that affects lateral buds, say what it does to them, and name the hormone that promotes lateral buds. (c) Now write a short final answer to the driving question: What causes the differences in germination, emergence and growth of maize and bean plants? Finish by saying two ways in which your final model is different from your Day 1 drawing.</w:t>
             </w:r>
           </w:p>
         </w:tc>
@@ -859,7 +2961,7 @@
                 <w:sz w:val="18"/>
                 <w:szCs w:val="18"/>
               </w:rPr>
-              <w:t xml:space="preserve">Advice 1: Check that the seeds are viable and plant them in moist but not waterlogged soil in a warm place. Seeds need water, oxygen and suitable warmth to germinate, and waterlogged soil removes oxygen. If seeds have a hard coat and seem dormant, scarify them with sandpaper or soak them in warm water to let water in, because dormancy can be broken this way. Advice 2: To help stem cuttings root, treat them with a natural rooting source such as bulb onion, Aloe or cinnamon. In our nursery test, cuttings treated this way rooted differently from the control. Auxins are plant hormones that encourage rooting, so these sources can help the cuttings form roots. Healthy tree seedlings can then be shared to benefit the community and help reduce global warming.</w:t>
+              <w:t xml:space="preserve">(a) Claim: The bean branched only when the tip was removed because the shoot tip stops the lateral buds from growing. Evidence: With the tip intact there was 1 main stem and 0 branches at Day 25. When the tip was removed at Day 20, 3 lateral branches grew by Day 32. Reasoning: The apical meristem makes auxin (IAA), which moves down the stem and inhibits the lateral buds. This is apical dominance. Removing the tip lowers the auxin, so cytokinins can promote the growth of lateral buds into branches. (b) Auxin is made in the shoot tip and inhibits the lateral buds, and cytokinins promote lateral buds. (c) The differences are not caused by the rain or planting date, which were the same for both crops. They come from seed structure (maize is a monocot with hypogeal germination and emerged on Day 7; bean is a dicot with epigeal germination and emerged on Day 8), seed condition (8 dormant bean seeds with a hard seed coat, plus separate failures from non-viable seeds with dead embryos and from pest damage) and the environment (water, oxygen and temperature, and the waterlogged patch). After germination, primary growth at meristems lengthens roots and shoots, and hormones such as auxin, gibberellins, cytokinins and abscisic acid coordinate growth and development. Growth is not only getting taller: plants also thicken, branch and change in form. My Day 1 model only said the differences might be due to the seed, soil, water, age or pests. My final model is different because I added dormancy and the hard seed coat, the three conditions needed for germination, the growth curve, and hormones such as auxin controlling branching.</w:t>
             </w:r>
           </w:p>
         </w:tc>
@@ -1118,7 +3220,7 @@
                 <w:sz w:val="18"/>
                 <w:szCs w:val="18"/>
               </w:rPr>
-              <w:t xml:space="preserve">All ideas are correct: seed structure, dormancy, germination conditions, primary and secondary growth, and hormone roles, with correct use of terms such as monocot, dicot, hypogeal, epigeal and meristem.</w:t>
+              <w:t xml:space="preserve">All terms (germination, emergence, dormancy, viable, primary growth, hypogeal, epigeal, hormones) are used correctly, with no errors, and the maize/bean differences are right.</w:t>
             </w:r>
           </w:p>
         </w:tc>
@@ -1150,7 +3252,7 @@
                 <w:sz w:val="18"/>
                 <w:szCs w:val="18"/>
               </w:rPr>
-              <w:t xml:space="preserve">Most ideas are correct, with one or two small errors or terms used loosely.</w:t>
+              <w:t xml:space="preserve">Most terms and ideas are correct, with one or two small errors that do not change the meaning.</w:t>
             </w:r>
           </w:p>
         </w:tc>
@@ -1182,7 +3284,7 @@
                 <w:sz w:val="18"/>
                 <w:szCs w:val="18"/>
               </w:rPr>
-              <w:t xml:space="preserve">Several ideas are incorrect or confused, for example mixing up primary and secondary growth or seed types.</w:t>
+              <w:t xml:space="preserve">Several ideas are wrong or terms are mixed up, for example confusing germination with emergence or saying maize makes wood.</w:t>
             </w:r>
           </w:p>
         </w:tc>
@@ -1248,7 +3350,7 @@
                 <w:sz w:val="18"/>
                 <w:szCs w:val="18"/>
               </w:rPr>
-              <w:t xml:space="preserve">Gives at least three specific pieces of evidence from different lessons (seed dissections, germination and dormancy sets, stem sections, growth curves, tip-removal bean seedling).</w:t>
+              <w:t xml:space="preserve">Uses exact data from Mr. Wafula's farm in every section, such as 88 and 80 germinated, 8 dormant beans with 7 germinating, the jar results, heights and branches.</w:t>
             </w:r>
           </w:p>
         </w:tc>
@@ -1280,7 +3382,7 @@
                 <w:sz w:val="18"/>
                 <w:szCs w:val="18"/>
               </w:rPr>
-              <w:t xml:space="preserve">Gives two relevant pieces of evidence, or three that are general.</w:t>
+              <w:t xml:space="preserve">Uses some data from the unit, but misses a part or quotes a number loosely.</w:t>
             </w:r>
           </w:p>
         </w:tc>
@@ -1312,7 +3414,7 @@
                 <w:sz w:val="18"/>
                 <w:szCs w:val="18"/>
               </w:rPr>
-              <w:t xml:space="preserve">Gives little or no evidence, or evidence that is not from our investigations.</w:t>
+              <w:t xml:space="preserve">Gives few or no numbers from the unit, or the numbers do not match the data.</w:t>
             </w:r>
           </w:p>
         </w:tc>
@@ -1378,7 +3480,7 @@
                 <w:sz w:val="18"/>
                 <w:szCs w:val="18"/>
               </w:rPr>
-              <w:t xml:space="preserve">Clearly explains how each piece of evidence supports the claim and links seed structure, conditions, dormancy, meristems and hormones together.</w:t>
+              <w:t xml:space="preserve">Clearly links each piece of evidence to a biological idea, explaining why it supports the claim, such as water and enzymes, oxygen and respiration, and auxin and lateral buds.</w:t>
             </w:r>
           </w:p>
         </w:tc>
@@ -1410,7 +3512,7 @@
                 <w:sz w:val="18"/>
                 <w:szCs w:val="18"/>
               </w:rPr>
-              <w:t xml:space="preserve">Explains some links between evidence and claim, but some factors are listed rather than explained.</w:t>
+              <w:t xml:space="preserve">Links most evidence to ideas, but some links are brief or incomplete.</w:t>
             </w:r>
           </w:p>
         </w:tc>
@@ -1442,7 +3544,7 @@
                 <w:sz w:val="18"/>
                 <w:szCs w:val="18"/>
               </w:rPr>
-              <w:t xml:space="preserve">Mostly lists facts without explaining how they answer the question.</w:t>
+              <w:t xml:space="preserve">Lists facts without explaining how they support the claim.</w:t>
             </w:r>
           </w:p>
         </w:tc>
@@ -1476,7 +3578,7 @@
                 <w:sz w:val="18"/>
                 <w:szCs w:val="18"/>
               </w:rPr>
-              <w:t xml:space="preserve">Connection to the driving question and revised model</w:t>
+              <w:t xml:space="preserve">Connection to the driving question and model revision</w:t>
             </w:r>
           </w:p>
         </w:tc>
@@ -1508,7 +3610,7 @@
                 <w:sz w:val="18"/>
                 <w:szCs w:val="18"/>
               </w:rPr>
-              <w:t xml:space="preserve">Directly answers why maize and beans planted together differ in germination, emergence and growth, and clearly shows how the Day 1 model was revised with specific additions.</w:t>
+              <w:t xml:space="preserve">Gives a complete answer to the driving question covering seed structure, seed condition, environment and hormones, and says two clear changes from the Day 1 model.</w:t>
             </w:r>
           </w:p>
         </w:tc>
@@ -1540,7 +3642,7 @@
                 <w:sz w:val="18"/>
                 <w:szCs w:val="18"/>
               </w:rPr>
-              <w:t xml:space="preserve">Answers the question and mentions a model change with few details.</w:t>
+              <w:t xml:space="preserve">Answers the driving question with most causes and gives at least one change from the Day 1 model.</w:t>
             </w:r>
           </w:p>
         </w:tc>
@@ -1572,7 +3674,7 @@
                 <w:sz w:val="18"/>
                 <w:szCs w:val="18"/>
               </w:rPr>
-              <w:t xml:space="preserve">Does not clearly answer the question or does not describe any change to the model.</w:t>
+              <w:t xml:space="preserve">The answer covers only one cause or does not say how the model changed.</w:t>
             </w:r>
           </w:p>
         </w:tc>
@@ -1638,7 +3740,7 @@
                 <w:sz w:val="18"/>
                 <w:szCs w:val="18"/>
               </w:rPr>
-              <w:t xml:space="preserve">Well organised in claim, evidence and reasoning, with full sentences, clear labelled drawings and correct vocabulary.</w:t>
+              <w:t xml:space="preserve">Well organised Claim, Evidence and Reasoning in clear sentences, with data read correctly from the tables.</w:t>
             </w:r>
           </w:p>
         </w:tc>
@@ -1670,7 +3772,7 @@
                 <w:sz w:val="18"/>
                 <w:szCs w:val="18"/>
               </w:rPr>
-              <w:t xml:space="preserve">Mostly clear, with some gaps in organisation or labelling.</w:t>
+              <w:t xml:space="preserve">Mostly clear and organised, with a few unclear sentences.</w:t>
             </w:r>
           </w:p>
         </w:tc>
@@ -1702,7 +3804,7 @@
                 <w:sz w:val="18"/>
                 <w:szCs w:val="18"/>
               </w:rPr>
-              <w:t xml:space="preserve">Hard to follow, with missing structure or unlabelled drawings.</w:t>
+              <w:t xml:space="preserve">Hard to follow, with the Claim, Evidence or Reasoning missing.</w:t>
             </w:r>
           </w:p>
         </w:tc>
@@ -1826,7 +3928,7 @@
         </w:rPr>
         <w:t xml:space="preserve">© 2026 SeaVuria and ARES. This work is licensed under a </w:t>
       </w:r>
-      <w:hyperlink w:history="1" r:id="rIdicwsx1oiozcuvgkxvyd7f">
+      <w:hyperlink w:history="1" r:id="rIdiv9tfxcyxis7tddeomqyp">
         <w:r>
           <w:rPr>
             <w:rFonts w:ascii="Arial" w:cs="Arial" w:eastAsia="Arial" w:hAnsi="Arial"/>
@@ -1846,7 +3948,7 @@
         </w:rPr>
         <w:t xml:space="preserve"> (</w:t>
       </w:r>
-      <w:hyperlink w:history="1" r:id="rIdjxa8ztfjcrsvko0srtfuj">
+      <w:hyperlink w:history="1" r:id="rIdljkmbsmoh3ql8bpnpv4kg">
         <w:r>
           <w:rPr>
             <w:rFonts w:ascii="Arial" w:cs="Arial" w:eastAsia="Arial" w:hAnsi="Arial"/>
@@ -1866,7 +3968,7 @@
         </w:rPr>
         <w:t xml:space="preserve">). To view a copy of this license, visit </w:t>
       </w:r>
-      <w:hyperlink w:history="1" r:id="rIdnydlzzhdft6trfeffle_d">
+      <w:hyperlink w:history="1" r:id="rIdskdagotcxizzxla8h19su">
         <w:r>
           <w:rPr>
             <w:rFonts w:ascii="Arial" w:cs="Arial" w:eastAsia="Arial" w:hAnsi="Arial"/>

--- a/data/outputs/v2/Grade11/Biology/Lesson_Plans/SS2.2_Growth_and_Development_in_Plants/Biology_Growth_and_Development_in_Plants_FinalExplanation_TeacherKey.docx
+++ b/data/outputs/v2/Grade11/Biology/Lesson_Plans/SS2.2_Growth_and_Development_in_Plants/Biology_Growth_and_Development_in_Plants_FinalExplanation_TeacherKey.docx
@@ -4,6 +4,7 @@
   <w:body>
     <w:p>
       <w:pPr>
+        <w:keepNext w:val="false"/>
         <w:spacing w:after="30" w:before="0"/>
         <w:jc w:val="center"/>
       </w:pPr>
@@ -23,6 +24,7 @@
     </w:p>
     <w:p>
       <w:pPr>
+        <w:keepNext w:val="false"/>
         <w:spacing w:after="60" w:before="0"/>
         <w:jc w:val="center"/>
       </w:pPr>
@@ -81,6 +83,7 @@
           </w:tcPr>
           <w:p>
             <w:pPr>
+              <w:keepNext w:val="false"/>
               <w:spacing w:after="40" w:before="0"/>
               <w:jc w:val="center"/>
             </w:pPr>
@@ -116,6 +119,7 @@
           </w:tcPr>
           <w:p>
             <w:pPr>
+              <w:keepNext w:val="false"/>
               <w:spacing w:after="40" w:before="0"/>
               <w:jc w:val="center"/>
             </w:pPr>
@@ -176,6 +180,7 @@
           </w:tcPr>
           <w:p>
             <w:pPr>
+              <w:keepNext w:val="false"/>
               <w:spacing w:after="40" w:before="0"/>
               <w:jc w:val="center"/>
             </w:pPr>
@@ -210,6 +215,7 @@
           </w:tcPr>
           <w:p>
             <w:pPr>
+              <w:keepNext w:val="false"/>
               <w:spacing w:after="40" w:before="0"/>
               <w:jc w:val="left"/>
             </w:pPr>
@@ -271,6 +277,7 @@
           </w:tcPr>
           <w:p>
             <w:pPr>
+              <w:keepNext/>
               <w:spacing w:after="40" w:before="0"/>
               <w:jc w:val="center"/>
             </w:pPr>
@@ -305,6 +312,7 @@
           </w:tcPr>
           <w:p>
             <w:pPr>
+              <w:keepNext w:val="false"/>
               <w:spacing w:after="40" w:before="0"/>
               <w:jc w:val="left"/>
             </w:pPr>
@@ -337,6 +345,7 @@
           </w:tcPr>
           <w:p>
             <w:pPr>
+              <w:keepNext w:val="false"/>
               <w:spacing w:after="40" w:before="0"/>
               <w:jc w:val="left"/>
             </w:pPr>
@@ -398,6 +407,7 @@
           </w:tcPr>
           <w:p>
             <w:pPr>
+              <w:keepNext/>
               <w:spacing w:after="40" w:before="0"/>
               <w:jc w:val="center"/>
             </w:pPr>
@@ -432,6 +442,7 @@
           </w:tcPr>
           <w:p>
             <w:pPr>
+              <w:keepNext w:val="false"/>
               <w:spacing w:after="40" w:before="0"/>
               <w:jc w:val="left"/>
             </w:pPr>
@@ -451,6 +462,7 @@
           </w:p>
           <w:p>
             <w:pPr>
+              <w:keepNext w:val="false"/>
               <w:spacing w:after="40" w:before="0"/>
               <w:jc w:val="left"/>
             </w:pPr>
@@ -501,6 +513,7 @@
                 </w:tcPr>
                 <w:p>
                   <w:pPr>
+                    <w:keepNext w:val="false"/>
                     <w:spacing w:after="40" w:before="0"/>
                     <w:jc w:val="left"/>
                   </w:pPr>
@@ -533,6 +546,7 @@
                 </w:tcPr>
                 <w:p>
                   <w:pPr>
+                    <w:keepNext w:val="false"/>
                     <w:spacing w:after="40" w:before="0"/>
                     <w:jc w:val="left"/>
                   </w:pPr>
@@ -565,6 +579,7 @@
                 </w:tcPr>
                 <w:p>
                   <w:pPr>
+                    <w:keepNext w:val="false"/>
                     <w:spacing w:after="40" w:before="0"/>
                     <w:jc w:val="left"/>
                   </w:pPr>
@@ -599,6 +614,7 @@
                 </w:tcPr>
                 <w:p>
                   <w:pPr>
+                    <w:keepNext w:val="false"/>
                     <w:spacing w:after="40" w:before="0"/>
                     <w:jc w:val="left"/>
                   </w:pPr>
@@ -631,6 +647,7 @@
                 </w:tcPr>
                 <w:p>
                   <w:pPr>
+                    <w:keepNext w:val="false"/>
                     <w:spacing w:after="40" w:before="0"/>
                     <w:jc w:val="left"/>
                   </w:pPr>
@@ -663,6 +680,7 @@
                 </w:tcPr>
                 <w:p>
                   <w:pPr>
+                    <w:keepNext w:val="false"/>
                     <w:spacing w:after="40" w:before="0"/>
                     <w:jc w:val="left"/>
                   </w:pPr>
@@ -697,6 +715,7 @@
                 </w:tcPr>
                 <w:p>
                   <w:pPr>
+                    <w:keepNext w:val="false"/>
                     <w:spacing w:after="40" w:before="0"/>
                     <w:jc w:val="left"/>
                   </w:pPr>
@@ -729,6 +748,7 @@
                 </w:tcPr>
                 <w:p>
                   <w:pPr>
+                    <w:keepNext w:val="false"/>
                     <w:spacing w:after="40" w:before="0"/>
                     <w:jc w:val="left"/>
                   </w:pPr>
@@ -761,6 +781,7 @@
                 </w:tcPr>
                 <w:p>
                   <w:pPr>
+                    <w:keepNext w:val="false"/>
                     <w:spacing w:after="40" w:before="0"/>
                     <w:jc w:val="left"/>
                   </w:pPr>
@@ -795,6 +816,7 @@
                 </w:tcPr>
                 <w:p>
                   <w:pPr>
+                    <w:keepNext w:val="false"/>
                     <w:spacing w:after="40" w:before="0"/>
                     <w:jc w:val="left"/>
                   </w:pPr>
@@ -827,6 +849,7 @@
                 </w:tcPr>
                 <w:p>
                   <w:pPr>
+                    <w:keepNext w:val="false"/>
                     <w:spacing w:after="40" w:before="0"/>
                     <w:jc w:val="left"/>
                   </w:pPr>
@@ -859,6 +882,7 @@
                 </w:tcPr>
                 <w:p>
                   <w:pPr>
+                    <w:keepNext w:val="false"/>
                     <w:spacing w:after="40" w:before="0"/>
                     <w:jc w:val="left"/>
                   </w:pPr>
@@ -893,6 +917,7 @@
                 </w:tcPr>
                 <w:p>
                   <w:pPr>
+                    <w:keepNext w:val="false"/>
                     <w:spacing w:after="40" w:before="0"/>
                     <w:jc w:val="left"/>
                   </w:pPr>
@@ -925,6 +950,7 @@
                 </w:tcPr>
                 <w:p>
                   <w:pPr>
+                    <w:keepNext w:val="false"/>
                     <w:spacing w:after="40" w:before="0"/>
                     <w:jc w:val="left"/>
                   </w:pPr>
@@ -957,6 +983,7 @@
                 </w:tcPr>
                 <w:p>
                   <w:pPr>
+                    <w:keepNext w:val="false"/>
                     <w:spacing w:after="40" w:before="0"/>
                     <w:jc w:val="left"/>
                   </w:pPr>
@@ -991,6 +1018,7 @@
                 </w:tcPr>
                 <w:p>
                   <w:pPr>
+                    <w:keepNext w:val="false"/>
                     <w:spacing w:after="40" w:before="0"/>
                     <w:jc w:val="left"/>
                   </w:pPr>
@@ -1023,6 +1051,7 @@
                 </w:tcPr>
                 <w:p>
                   <w:pPr>
+                    <w:keepNext w:val="false"/>
                     <w:spacing w:after="40" w:before="0"/>
                     <w:jc w:val="left"/>
                   </w:pPr>
@@ -1055,6 +1084,7 @@
                 </w:tcPr>
                 <w:p>
                   <w:pPr>
+                    <w:keepNext w:val="false"/>
                     <w:spacing w:after="40" w:before="0"/>
                     <w:jc w:val="left"/>
                   </w:pPr>
@@ -1077,6 +1107,7 @@
           </w:tbl>
           <w:p>
             <w:pPr>
+              <w:keepNext w:val="false"/>
               <w:spacing w:after="60" w:before="0"/>
               <w:jc w:val="left"/>
             </w:pPr>
@@ -1096,6 +1127,7 @@
           </w:p>
           <w:p>
             <w:pPr>
+              <w:keepNext w:val="false"/>
               <w:spacing w:after="40" w:before="0"/>
               <w:jc w:val="left"/>
             </w:pPr>
@@ -1115,6 +1147,7 @@
           </w:p>
           <w:p>
             <w:pPr>
+              <w:keepNext w:val="false"/>
               <w:spacing w:after="40" w:before="0"/>
               <w:jc w:val="left"/>
             </w:pPr>
@@ -1134,6 +1167,7 @@
           </w:p>
           <w:p>
             <w:pPr>
+              <w:keepNext w:val="false"/>
               <w:spacing w:after="60" w:before="0"/>
               <w:jc w:val="left"/>
             </w:pPr>
@@ -1166,6 +1200,7 @@
           </w:tcPr>
           <w:p>
             <w:pPr>
+              <w:keepNext w:val="false"/>
               <w:spacing w:after="40" w:before="0"/>
               <w:jc w:val="left"/>
             </w:pPr>
@@ -1227,6 +1262,7 @@
           </w:tcPr>
           <w:p>
             <w:pPr>
+              <w:keepNext/>
               <w:spacing w:after="40" w:before="0"/>
               <w:jc w:val="center"/>
             </w:pPr>
@@ -1261,6 +1297,7 @@
           </w:tcPr>
           <w:p>
             <w:pPr>
+              <w:keepNext w:val="false"/>
               <w:spacing w:after="40" w:before="0"/>
               <w:jc w:val="left"/>
             </w:pPr>
@@ -1280,6 +1317,7 @@
           </w:p>
           <w:p>
             <w:pPr>
+              <w:keepNext w:val="false"/>
               <w:spacing w:after="40" w:before="0"/>
               <w:jc w:val="left"/>
             </w:pPr>
@@ -1330,6 +1368,7 @@
                 </w:tcPr>
                 <w:p>
                   <w:pPr>
+                    <w:keepNext w:val="false"/>
                     <w:spacing w:after="40" w:before="0"/>
                     <w:jc w:val="left"/>
                   </w:pPr>
@@ -1362,6 +1401,7 @@
                 </w:tcPr>
                 <w:p>
                   <w:pPr>
+                    <w:keepNext w:val="false"/>
                     <w:spacing w:after="40" w:before="0"/>
                     <w:jc w:val="left"/>
                   </w:pPr>
@@ -1394,6 +1434,7 @@
                 </w:tcPr>
                 <w:p>
                   <w:pPr>
+                    <w:keepNext w:val="false"/>
                     <w:spacing w:after="40" w:before="0"/>
                     <w:jc w:val="left"/>
                   </w:pPr>
@@ -1428,6 +1469,7 @@
                 </w:tcPr>
                 <w:p>
                   <w:pPr>
+                    <w:keepNext w:val="false"/>
                     <w:spacing w:after="40" w:before="0"/>
                     <w:jc w:val="left"/>
                   </w:pPr>
@@ -1460,6 +1502,7 @@
                 </w:tcPr>
                 <w:p>
                   <w:pPr>
+                    <w:keepNext w:val="false"/>
                     <w:spacing w:after="40" w:before="0"/>
                     <w:jc w:val="left"/>
                   </w:pPr>
@@ -1492,6 +1535,7 @@
                 </w:tcPr>
                 <w:p>
                   <w:pPr>
+                    <w:keepNext w:val="false"/>
                     <w:spacing w:after="40" w:before="0"/>
                     <w:jc w:val="left"/>
                   </w:pPr>
@@ -1526,6 +1570,7 @@
                 </w:tcPr>
                 <w:p>
                   <w:pPr>
+                    <w:keepNext w:val="false"/>
                     <w:spacing w:after="40" w:before="0"/>
                     <w:jc w:val="left"/>
                   </w:pPr>
@@ -1558,6 +1603,7 @@
                 </w:tcPr>
                 <w:p>
                   <w:pPr>
+                    <w:keepNext w:val="false"/>
                     <w:spacing w:after="40" w:before="0"/>
                     <w:jc w:val="left"/>
                   </w:pPr>
@@ -1590,6 +1636,7 @@
                 </w:tcPr>
                 <w:p>
                   <w:pPr>
+                    <w:keepNext w:val="false"/>
                     <w:spacing w:after="40" w:before="0"/>
                     <w:jc w:val="left"/>
                   </w:pPr>
@@ -1624,6 +1671,7 @@
                 </w:tcPr>
                 <w:p>
                   <w:pPr>
+                    <w:keepNext w:val="false"/>
                     <w:spacing w:after="40" w:before="0"/>
                     <w:jc w:val="left"/>
                   </w:pPr>
@@ -1656,6 +1704,7 @@
                 </w:tcPr>
                 <w:p>
                   <w:pPr>
+                    <w:keepNext w:val="false"/>
                     <w:spacing w:after="40" w:before="0"/>
                     <w:jc w:val="left"/>
                   </w:pPr>
@@ -1688,6 +1737,7 @@
                 </w:tcPr>
                 <w:p>
                   <w:pPr>
+                    <w:keepNext w:val="false"/>
                     <w:spacing w:after="40" w:before="0"/>
                     <w:jc w:val="left"/>
                   </w:pPr>
@@ -1722,6 +1772,7 @@
                 </w:tcPr>
                 <w:p>
                   <w:pPr>
+                    <w:keepNext w:val="false"/>
                     <w:spacing w:after="40" w:before="0"/>
                     <w:jc w:val="left"/>
                   </w:pPr>
@@ -1754,6 +1805,7 @@
                 </w:tcPr>
                 <w:p>
                   <w:pPr>
+                    <w:keepNext w:val="false"/>
                     <w:spacing w:after="40" w:before="0"/>
                     <w:jc w:val="left"/>
                   </w:pPr>
@@ -1786,6 +1838,7 @@
                 </w:tcPr>
                 <w:p>
                   <w:pPr>
+                    <w:keepNext w:val="false"/>
                     <w:spacing w:after="40" w:before="0"/>
                     <w:jc w:val="left"/>
                   </w:pPr>
@@ -1808,6 +1861,7 @@
           </w:tbl>
           <w:p>
             <w:pPr>
+              <w:keepNext w:val="false"/>
               <w:spacing w:after="60" w:before="0"/>
               <w:jc w:val="left"/>
             </w:pPr>
@@ -1827,6 +1881,7 @@
           </w:p>
           <w:p>
             <w:pPr>
+              <w:keepNext w:val="false"/>
               <w:spacing w:after="40" w:before="0"/>
               <w:jc w:val="left"/>
             </w:pPr>
@@ -1846,6 +1901,7 @@
           </w:p>
           <w:p>
             <w:pPr>
+              <w:keepNext w:val="false"/>
               <w:spacing w:after="40" w:before="0"/>
               <w:jc w:val="left"/>
             </w:pPr>
@@ -1865,6 +1921,7 @@
           </w:p>
           <w:p>
             <w:pPr>
+              <w:keepNext w:val="false"/>
               <w:spacing w:after="60" w:before="0"/>
               <w:jc w:val="left"/>
             </w:pPr>
@@ -1897,6 +1954,7 @@
           </w:tcPr>
           <w:p>
             <w:pPr>
+              <w:keepNext w:val="false"/>
               <w:spacing w:after="40" w:before="0"/>
               <w:jc w:val="left"/>
             </w:pPr>
@@ -1958,6 +2016,7 @@
           </w:tcPr>
           <w:p>
             <w:pPr>
+              <w:keepNext/>
               <w:spacing w:after="40" w:before="0"/>
               <w:jc w:val="center"/>
             </w:pPr>
@@ -1992,6 +2051,7 @@
           </w:tcPr>
           <w:p>
             <w:pPr>
+              <w:keepNext w:val="false"/>
               <w:spacing w:after="40" w:before="0"/>
               <w:jc w:val="left"/>
             </w:pPr>
@@ -2011,6 +2071,7 @@
           </w:p>
           <w:p>
             <w:pPr>
+              <w:keepNext w:val="false"/>
               <w:spacing w:after="40" w:before="0"/>
               <w:jc w:val="left"/>
             </w:pPr>
@@ -2065,6 +2126,7 @@
                 </w:tcPr>
                 <w:p>
                   <w:pPr>
+                    <w:keepNext w:val="false"/>
                     <w:spacing w:after="40" w:before="0"/>
                     <w:jc w:val="left"/>
                   </w:pPr>
@@ -2097,6 +2159,7 @@
                 </w:tcPr>
                 <w:p>
                   <w:pPr>
+                    <w:keepNext w:val="false"/>
                     <w:spacing w:after="40" w:before="0"/>
                     <w:jc w:val="left"/>
                   </w:pPr>
@@ -2129,6 +2192,7 @@
                 </w:tcPr>
                 <w:p>
                   <w:pPr>
+                    <w:keepNext w:val="false"/>
                     <w:spacing w:after="40" w:before="0"/>
                     <w:jc w:val="left"/>
                   </w:pPr>
@@ -2161,6 +2225,7 @@
                 </w:tcPr>
                 <w:p>
                   <w:pPr>
+                    <w:keepNext w:val="false"/>
                     <w:spacing w:after="40" w:before="0"/>
                     <w:jc w:val="left"/>
                   </w:pPr>
@@ -2193,6 +2258,7 @@
                 </w:tcPr>
                 <w:p>
                   <w:pPr>
+                    <w:keepNext w:val="false"/>
                     <w:spacing w:after="40" w:before="0"/>
                     <w:jc w:val="left"/>
                   </w:pPr>
@@ -2225,6 +2291,7 @@
                 </w:tcPr>
                 <w:p>
                   <w:pPr>
+                    <w:keepNext w:val="false"/>
                     <w:spacing w:after="40" w:before="0"/>
                     <w:jc w:val="left"/>
                   </w:pPr>
@@ -2257,6 +2324,7 @@
                 </w:tcPr>
                 <w:p>
                   <w:pPr>
+                    <w:keepNext w:val="false"/>
                     <w:spacing w:after="40" w:before="0"/>
                     <w:jc w:val="left"/>
                   </w:pPr>
@@ -2291,6 +2359,7 @@
                 </w:tcPr>
                 <w:p>
                   <w:pPr>
+                    <w:keepNext w:val="false"/>
                     <w:spacing w:after="40" w:before="0"/>
                     <w:jc w:val="left"/>
                   </w:pPr>
@@ -2323,6 +2392,7 @@
                 </w:tcPr>
                 <w:p>
                   <w:pPr>
+                    <w:keepNext w:val="false"/>
                     <w:spacing w:after="40" w:before="0"/>
                     <w:jc w:val="left"/>
                   </w:pPr>
@@ -2355,6 +2425,7 @@
                 </w:tcPr>
                 <w:p>
                   <w:pPr>
+                    <w:keepNext w:val="false"/>
                     <w:spacing w:after="40" w:before="0"/>
                     <w:jc w:val="left"/>
                   </w:pPr>
@@ -2387,6 +2458,7 @@
                 </w:tcPr>
                 <w:p>
                   <w:pPr>
+                    <w:keepNext w:val="false"/>
                     <w:spacing w:after="40" w:before="0"/>
                     <w:jc w:val="left"/>
                   </w:pPr>
@@ -2419,6 +2491,7 @@
                 </w:tcPr>
                 <w:p>
                   <w:pPr>
+                    <w:keepNext w:val="false"/>
                     <w:spacing w:after="40" w:before="0"/>
                     <w:jc w:val="left"/>
                   </w:pPr>
@@ -2451,6 +2524,7 @@
                 </w:tcPr>
                 <w:p>
                   <w:pPr>
+                    <w:keepNext w:val="false"/>
                     <w:spacing w:after="40" w:before="0"/>
                     <w:jc w:val="left"/>
                   </w:pPr>
@@ -2483,6 +2557,7 @@
                 </w:tcPr>
                 <w:p>
                   <w:pPr>
+                    <w:keepNext w:val="false"/>
                     <w:spacing w:after="40" w:before="0"/>
                     <w:jc w:val="left"/>
                   </w:pPr>
@@ -2517,6 +2592,7 @@
                 </w:tcPr>
                 <w:p>
                   <w:pPr>
+                    <w:keepNext w:val="false"/>
                     <w:spacing w:after="40" w:before="0"/>
                     <w:jc w:val="left"/>
                   </w:pPr>
@@ -2549,6 +2625,7 @@
                 </w:tcPr>
                 <w:p>
                   <w:pPr>
+                    <w:keepNext w:val="false"/>
                     <w:spacing w:after="40" w:before="0"/>
                     <w:jc w:val="left"/>
                   </w:pPr>
@@ -2581,6 +2658,7 @@
                 </w:tcPr>
                 <w:p>
                   <w:pPr>
+                    <w:keepNext w:val="false"/>
                     <w:spacing w:after="40" w:before="0"/>
                     <w:jc w:val="left"/>
                   </w:pPr>
@@ -2613,6 +2691,7 @@
                 </w:tcPr>
                 <w:p>
                   <w:pPr>
+                    <w:keepNext w:val="false"/>
                     <w:spacing w:after="40" w:before="0"/>
                     <w:jc w:val="left"/>
                   </w:pPr>
@@ -2645,6 +2724,7 @@
                 </w:tcPr>
                 <w:p>
                   <w:pPr>
+                    <w:keepNext w:val="false"/>
                     <w:spacing w:after="40" w:before="0"/>
                     <w:jc w:val="left"/>
                   </w:pPr>
@@ -2677,6 +2757,7 @@
                 </w:tcPr>
                 <w:p>
                   <w:pPr>
+                    <w:keepNext w:val="false"/>
                     <w:spacing w:after="40" w:before="0"/>
                     <w:jc w:val="left"/>
                   </w:pPr>
@@ -2709,6 +2790,7 @@
                 </w:tcPr>
                 <w:p>
                   <w:pPr>
+                    <w:keepNext w:val="false"/>
                     <w:spacing w:after="40" w:before="0"/>
                     <w:jc w:val="left"/>
                   </w:pPr>
@@ -2731,6 +2813,7 @@
           </w:tbl>
           <w:p>
             <w:pPr>
+              <w:keepNext w:val="false"/>
               <w:spacing w:after="60" w:before="0"/>
               <w:jc w:val="left"/>
             </w:pPr>
@@ -2750,6 +2833,7 @@
           </w:p>
           <w:p>
             <w:pPr>
+              <w:keepNext w:val="false"/>
               <w:spacing w:after="40" w:before="0"/>
               <w:jc w:val="left"/>
             </w:pPr>
@@ -2769,6 +2853,7 @@
           </w:p>
           <w:p>
             <w:pPr>
+              <w:keepNext w:val="false"/>
               <w:spacing w:after="40" w:before="0"/>
               <w:jc w:val="left"/>
             </w:pPr>
@@ -2788,6 +2873,7 @@
           </w:p>
           <w:p>
             <w:pPr>
+              <w:keepNext w:val="false"/>
               <w:spacing w:after="60" w:before="0"/>
               <w:jc w:val="left"/>
             </w:pPr>
@@ -2820,6 +2906,7 @@
           </w:tcPr>
           <w:p>
             <w:pPr>
+              <w:keepNext w:val="false"/>
               <w:spacing w:after="40" w:before="0"/>
               <w:jc w:val="left"/>
             </w:pPr>
@@ -2881,6 +2968,7 @@
           </w:tcPr>
           <w:p>
             <w:pPr>
+              <w:keepNext/>
               <w:spacing w:after="40" w:before="0"/>
               <w:jc w:val="center"/>
             </w:pPr>
@@ -2915,6 +3003,7 @@
           </w:tcPr>
           <w:p>
             <w:pPr>
+              <w:keepNext w:val="false"/>
               <w:spacing w:after="40" w:before="0"/>
               <w:jc w:val="left"/>
             </w:pPr>
@@ -2947,6 +3036,7 @@
           </w:tcPr>
           <w:p>
             <w:pPr>
+              <w:keepNext w:val="false"/>
               <w:spacing w:after="40" w:before="0"/>
               <w:jc w:val="left"/>
             </w:pPr>
@@ -3010,6 +3100,7 @@
           </w:tcPr>
           <w:p>
             <w:pPr>
+              <w:keepNext w:val="false"/>
               <w:spacing w:after="40" w:before="0"/>
               <w:jc w:val="center"/>
             </w:pPr>
@@ -3044,6 +3135,7 @@
           </w:tcPr>
           <w:p>
             <w:pPr>
+              <w:keepNext w:val="false"/>
               <w:spacing w:after="40" w:before="0"/>
               <w:jc w:val="left"/>
             </w:pPr>
@@ -3076,6 +3168,7 @@
           </w:tcPr>
           <w:p>
             <w:pPr>
+              <w:keepNext w:val="false"/>
               <w:spacing w:after="40" w:before="0"/>
               <w:jc w:val="left"/>
             </w:pPr>
@@ -3108,6 +3201,7 @@
           </w:tcPr>
           <w:p>
             <w:pPr>
+              <w:keepNext w:val="false"/>
               <w:spacing w:after="40" w:before="0"/>
               <w:jc w:val="left"/>
             </w:pPr>
@@ -3140,6 +3234,7 @@
           </w:tcPr>
           <w:p>
             <w:pPr>
+              <w:keepNext w:val="false"/>
               <w:spacing w:after="40" w:before="0"/>
               <w:jc w:val="left"/>
             </w:pPr>
@@ -3174,6 +3269,7 @@
           </w:tcPr>
           <w:p>
             <w:pPr>
+              <w:keepNext w:val="false"/>
               <w:spacing w:after="40" w:before="0"/>
               <w:jc w:val="left"/>
             </w:pPr>
@@ -3206,6 +3302,7 @@
           </w:tcPr>
           <w:p>
             <w:pPr>
+              <w:keepNext w:val="false"/>
               <w:spacing w:after="40" w:before="0"/>
               <w:jc w:val="left"/>
             </w:pPr>
@@ -3238,6 +3335,7 @@
           </w:tcPr>
           <w:p>
             <w:pPr>
+              <w:keepNext w:val="false"/>
               <w:spacing w:after="40" w:before="0"/>
               <w:jc w:val="left"/>
             </w:pPr>
@@ -3270,6 +3368,7 @@
           </w:tcPr>
           <w:p>
             <w:pPr>
+              <w:keepNext w:val="false"/>
               <w:spacing w:after="40" w:before="0"/>
               <w:jc w:val="left"/>
             </w:pPr>
@@ -3304,6 +3403,7 @@
           </w:tcPr>
           <w:p>
             <w:pPr>
+              <w:keepNext w:val="false"/>
               <w:spacing w:after="40" w:before="0"/>
               <w:jc w:val="left"/>
             </w:pPr>
@@ -3336,6 +3436,7 @@
           </w:tcPr>
           <w:p>
             <w:pPr>
+              <w:keepNext w:val="false"/>
               <w:spacing w:after="40" w:before="0"/>
               <w:jc w:val="left"/>
             </w:pPr>
@@ -3368,6 +3469,7 @@
           </w:tcPr>
           <w:p>
             <w:pPr>
+              <w:keepNext w:val="false"/>
               <w:spacing w:after="40" w:before="0"/>
               <w:jc w:val="left"/>
             </w:pPr>
@@ -3400,6 +3502,7 @@
           </w:tcPr>
           <w:p>
             <w:pPr>
+              <w:keepNext w:val="false"/>
               <w:spacing w:after="40" w:before="0"/>
               <w:jc w:val="left"/>
             </w:pPr>
@@ -3434,6 +3537,7 @@
           </w:tcPr>
           <w:p>
             <w:pPr>
+              <w:keepNext w:val="false"/>
               <w:spacing w:after="40" w:before="0"/>
               <w:jc w:val="left"/>
             </w:pPr>
@@ -3466,6 +3570,7 @@
           </w:tcPr>
           <w:p>
             <w:pPr>
+              <w:keepNext w:val="false"/>
               <w:spacing w:after="40" w:before="0"/>
               <w:jc w:val="left"/>
             </w:pPr>
@@ -3498,6 +3603,7 @@
           </w:tcPr>
           <w:p>
             <w:pPr>
+              <w:keepNext w:val="false"/>
               <w:spacing w:after="40" w:before="0"/>
               <w:jc w:val="left"/>
             </w:pPr>
@@ -3530,6 +3636,7 @@
           </w:tcPr>
           <w:p>
             <w:pPr>
+              <w:keepNext w:val="false"/>
               <w:spacing w:after="40" w:before="0"/>
               <w:jc w:val="left"/>
             </w:pPr>
@@ -3564,6 +3671,7 @@
           </w:tcPr>
           <w:p>
             <w:pPr>
+              <w:keepNext w:val="false"/>
               <w:spacing w:after="40" w:before="0"/>
               <w:jc w:val="left"/>
             </w:pPr>
@@ -3596,6 +3704,7 @@
           </w:tcPr>
           <w:p>
             <w:pPr>
+              <w:keepNext w:val="false"/>
               <w:spacing w:after="40" w:before="0"/>
               <w:jc w:val="left"/>
             </w:pPr>
@@ -3628,6 +3737,7 @@
           </w:tcPr>
           <w:p>
             <w:pPr>
+              <w:keepNext w:val="false"/>
               <w:spacing w:after="40" w:before="0"/>
               <w:jc w:val="left"/>
             </w:pPr>
@@ -3660,6 +3770,7 @@
           </w:tcPr>
           <w:p>
             <w:pPr>
+              <w:keepNext w:val="false"/>
               <w:spacing w:after="40" w:before="0"/>
               <w:jc w:val="left"/>
             </w:pPr>
@@ -3694,6 +3805,7 @@
           </w:tcPr>
           <w:p>
             <w:pPr>
+              <w:keepNext w:val="false"/>
               <w:spacing w:after="40" w:before="0"/>
               <w:jc w:val="left"/>
             </w:pPr>
@@ -3726,6 +3838,7 @@
           </w:tcPr>
           <w:p>
             <w:pPr>
+              <w:keepNext w:val="false"/>
               <w:spacing w:after="40" w:before="0"/>
               <w:jc w:val="left"/>
             </w:pPr>
@@ -3758,6 +3871,7 @@
           </w:tcPr>
           <w:p>
             <w:pPr>
+              <w:keepNext w:val="false"/>
               <w:spacing w:after="40" w:before="0"/>
               <w:jc w:val="left"/>
             </w:pPr>
@@ -3790,6 +3904,7 @@
           </w:tcPr>
           <w:p>
             <w:pPr>
+              <w:keepNext w:val="false"/>
               <w:spacing w:after="40" w:before="0"/>
               <w:jc w:val="left"/>
             </w:pPr>
@@ -3928,7 +4043,7 @@
         </w:rPr>
         <w:t xml:space="preserve">© 2026 SeaVuria and ARES. This work is licensed under a </w:t>
       </w:r>
-      <w:hyperlink w:history="1" r:id="rIdiv9tfxcyxis7tddeomqyp">
+      <w:hyperlink w:history="1" r:id="rIdbjf1kjmb3bg44-nne37hs">
         <w:r>
           <w:rPr>
             <w:rFonts w:ascii="Arial" w:cs="Arial" w:eastAsia="Arial" w:hAnsi="Arial"/>
@@ -3948,7 +4063,7 @@
         </w:rPr>
         <w:t xml:space="preserve"> (</w:t>
       </w:r>
-      <w:hyperlink w:history="1" r:id="rIdljkmbsmoh3ql8bpnpv4kg">
+      <w:hyperlink w:history="1" r:id="rIddx-tcu-0dh-3t0egyx9gg">
         <w:r>
           <w:rPr>
             <w:rFonts w:ascii="Arial" w:cs="Arial" w:eastAsia="Arial" w:hAnsi="Arial"/>
@@ -3968,7 +4083,7 @@
         </w:rPr>
         <w:t xml:space="preserve">). To view a copy of this license, visit </w:t>
       </w:r>
-      <w:hyperlink w:history="1" r:id="rIdskdagotcxizzxla8h19su">
+      <w:hyperlink w:history="1" r:id="rIdrygnaact9j51_3bsygca4">
         <w:r>
           <w:rPr>
             <w:rFonts w:ascii="Arial" w:cs="Arial" w:eastAsia="Arial" w:hAnsi="Arial"/>

--- a/data/outputs/v2/Grade11/Biology/Lesson_Plans/SS2.2_Growth_and_Development_in_Plants/Biology_Growth_and_Development_in_Plants_FinalExplanation_TeacherKey.docx
+++ b/data/outputs/v2/Grade11/Biology/Lesson_Plans/SS2.2_Growth_and_Development_in_Plants/Biology_Growth_and_Development_in_Plants_FinalExplanation_TeacherKey.docx
@@ -4043,7 +4043,7 @@
         </w:rPr>
         <w:t xml:space="preserve">© 2026 SeaVuria and ARES. This work is licensed under a </w:t>
       </w:r>
-      <w:hyperlink w:history="1" r:id="rIdbjf1kjmb3bg44-nne37hs">
+      <w:hyperlink w:history="1" r:id="rIdjmga3oi3dbyzpwxwwvn8v">
         <w:r>
           <w:rPr>
             <w:rFonts w:ascii="Arial" w:cs="Arial" w:eastAsia="Arial" w:hAnsi="Arial"/>
@@ -4063,7 +4063,7 @@
         </w:rPr>
         <w:t xml:space="preserve"> (</w:t>
       </w:r>
-      <w:hyperlink w:history="1" r:id="rIddx-tcu-0dh-3t0egyx9gg">
+      <w:hyperlink w:history="1" r:id="rIdxz8rflszhokjekbnwnjmw">
         <w:r>
           <w:rPr>
             <w:rFonts w:ascii="Arial" w:cs="Arial" w:eastAsia="Arial" w:hAnsi="Arial"/>
@@ -4083,7 +4083,7 @@
         </w:rPr>
         <w:t xml:space="preserve">). To view a copy of this license, visit </w:t>
       </w:r>
-      <w:hyperlink w:history="1" r:id="rIdrygnaact9j51_3bsygca4">
+      <w:hyperlink w:history="1" r:id="rIdxigs0qbpvkvhpo7os-bjo">
         <w:r>
           <w:rPr>
             <w:rFonts w:ascii="Arial" w:cs="Arial" w:eastAsia="Arial" w:hAnsi="Arial"/>
